--- a/fiction/notes/concepts/reading/bell-catherine_ritual-theory,ritual-practice.docx
+++ b/fiction/notes/concepts/reading/bell-catherine_ritual-theory,ritual-practice.docx
@@ -3,36 +3,39 @@
 <w:document xmlns:wpc="http://schemas.microsoft.com/office/word/2010/wordprocessingCanvas" xmlns:cx="http://schemas.microsoft.com/office/drawing/2014/chartex" xmlns:cx1="http://schemas.microsoft.com/office/drawing/2015/9/8/chartex" xmlns:cx2="http://schemas.microsoft.com/office/drawing/2015/10/21/chartex" xmlns:cx3="http://schemas.microsoft.com/office/drawing/2016/5/9/chartex" xmlns:cx4="http://schemas.microsoft.com/office/drawing/2016/5/10/chartex" xmlns:cx5="http://schemas.microsoft.com/office/drawing/2016/5/11/chartex" xmlns:cx6="http://schemas.microsoft.com/office/drawing/2016/5/12/chartex" xmlns:cx7="http://schemas.microsoft.com/office/drawing/2016/5/13/chartex" xmlns:cx8="http://schemas.microsoft.com/office/drawing/2016/5/14/chartex" xmlns:mc="http://schemas.openxmlformats.org/markup-compatibility/2006" xmlns:aink="http://schemas.microsoft.com/office/drawing/2016/ink" xmlns:am3d="http://schemas.microsoft.com/office/drawing/2017/model3d" xmlns:o="urn:schemas-microsoft-com:office:office" xmlns:oel="http://schemas.microsoft.com/office/2019/extlst" xmlns:r="http://schemas.openxmlformats.org/officeDocument/2006/relationships" xmlns:m="http://schemas.openxmlformats.org/officeDocument/2006/math" xmlns:v="urn:schemas-microsoft-com:vml" xmlns:wp14="http://schemas.microsoft.com/office/word/2010/wordprocessingDrawing" xmlns:wp="http://schemas.openxmlformats.org/drawingml/2006/wordprocessingDrawing" xmlns:w10="urn:schemas-microsoft-com:office:word" xmlns:w="http://schemas.openxmlformats.org/wordprocessingml/2006/main" xmlns:w14="http://schemas.microsoft.com/office/word/2010/wordml" xmlns:w15="http://schemas.microsoft.com/office/word/2012/wordml" xmlns:w16cex="http://schemas.microsoft.com/office/word/2018/wordml/cex" xmlns:w16cid="http://schemas.microsoft.com/office/word/2016/wordml/cid" xmlns:w16="http://schemas.microsoft.com/office/word/2018/wordml" xmlns:w16du="http://schemas.microsoft.com/office/word/2023/wordml/word16du" xmlns:w16sdtdh="http://schemas.microsoft.com/office/word/2020/wordml/sdtdatahash" xmlns:w16sdtfl="http://schemas.microsoft.com/office/word/2024/wordml/sdtformatlock" xmlns:w16se="http://schemas.microsoft.com/office/word/2015/wordml/symex" xmlns:wpg="http://schemas.microsoft.com/office/word/2010/wordprocessingGroup" xmlns:wpi="http://schemas.microsoft.com/office/word/2010/wordprocessingInk" xmlns:wne="http://schemas.microsoft.com/office/word/2006/wordml" xmlns:wps="http://schemas.microsoft.com/office/word/2010/wordprocessingShape" mc:Ignorable="w14 w15 w16se w16cid w16 w16cex w16sdtdh w16sdtfl w16du wp14">
   <w:body>
     <w:p>
-      <w:r>
-        <w:t>bell-</w:t>
-      </w:r>
-      <w:proofErr w:type="spellStart"/>
-      <w:r>
-        <w:t>catherine_ritual</w:t>
-      </w:r>
-      <w:proofErr w:type="spellEnd"/>
-      <w:r>
-        <w:t>-</w:t>
-      </w:r>
-      <w:proofErr w:type="spellStart"/>
-      <w:r>
-        <w:t>theory,ritual</w:t>
-      </w:r>
-      <w:proofErr w:type="spellEnd"/>
-      <w:r>
-        <w:t>-practice</w:t>
+      <w:pPr>
+        <w:rPr>
+          <w:rFonts w:ascii="Montserrat" w:hAnsi="Montserrat"/>
+          <w:sz w:val="24"/>
+        </w:rPr>
+      </w:pPr>
+      <w:r>
+        <w:rPr>
+          <w:rFonts w:ascii="Montserrat" w:hAnsi="Montserrat"/>
+          <w:sz w:val="24"/>
+        </w:rPr>
+        <w:t>bell-catherine_ritual-theory,ritual-practice</w:t>
       </w:r>
     </w:p>
     <w:p>
       <w:pPr>
         <w:spacing w:after="160" w:line="278" w:lineRule="auto"/>
-      </w:pPr>
-      <w:r>
+        <w:rPr>
+          <w:rFonts w:ascii="Montserrat" w:hAnsi="Montserrat"/>
+          <w:sz w:val="24"/>
+        </w:rPr>
+      </w:pPr>
+      <w:r>
+        <w:rPr>
+          <w:rFonts w:ascii="Montserrat" w:hAnsi="Montserrat"/>
+          <w:sz w:val="24"/>
+        </w:rPr>
         <w:t xml:space="preserve">The document discusses ritual theory, practice, and the dynamics of power, belief, and social control in various contexts. </w:t>
       </w:r>
       <w:r>
         <w:rPr>
-          <w:rFonts w:ascii="Arial" w:hAnsi="Arial" w:cs="Arial"/>
+          <w:rFonts w:ascii="Montserrat" w:hAnsi="Montserrat" w:cs="Arial"/>
+          <w:sz w:val="24"/>
         </w:rPr>
         <w:t>​</w:t>
       </w:r>
@@ -40,11 +43,17 @@
     <w:p>
       <w:pPr>
         <w:spacing w:after="160" w:line="278" w:lineRule="auto"/>
-      </w:pPr>
-      <w:r>
-        <w:rPr>
+        <w:rPr>
+          <w:rFonts w:ascii="Montserrat" w:hAnsi="Montserrat"/>
+          <w:sz w:val="24"/>
+        </w:rPr>
+      </w:pPr>
+      <w:r>
+        <w:rPr>
+          <w:rFonts w:ascii="Montserrat" w:hAnsi="Montserrat"/>
           <w:b/>
           <w:bCs/>
+          <w:sz w:val="24"/>
         </w:rPr>
         <w:t>Ritual Theory</w:t>
       </w:r>
@@ -56,13 +65,22 @@
           <w:numId w:val="3"/>
         </w:numPr>
         <w:spacing w:after="160" w:line="278" w:lineRule="auto"/>
-      </w:pPr>
-      <w:r>
+        <w:rPr>
+          <w:rFonts w:ascii="Montserrat" w:hAnsi="Montserrat"/>
+          <w:sz w:val="24"/>
+        </w:rPr>
+      </w:pPr>
+      <w:r>
+        <w:rPr>
+          <w:rFonts w:ascii="Montserrat" w:hAnsi="Montserrat"/>
+          <w:sz w:val="24"/>
+        </w:rPr>
         <w:t xml:space="preserve">Ritual is defined as a basic social act, often misunderstood as thoughtless or purely symbolic. </w:t>
       </w:r>
       <w:r>
         <w:rPr>
-          <w:rFonts w:ascii="Arial" w:hAnsi="Arial" w:cs="Arial"/>
+          <w:rFonts w:ascii="Montserrat" w:hAnsi="Montserrat" w:cs="Arial"/>
+          <w:sz w:val="24"/>
         </w:rPr>
         <w:t>​</w:t>
       </w:r>
@@ -74,13 +92,22 @@
           <w:numId w:val="3"/>
         </w:numPr>
         <w:spacing w:after="160" w:line="278" w:lineRule="auto"/>
-      </w:pPr>
-      <w:r>
+        <w:rPr>
+          <w:rFonts w:ascii="Montserrat" w:hAnsi="Montserrat"/>
+          <w:sz w:val="24"/>
+        </w:rPr>
+      </w:pPr>
+      <w:r>
+        <w:rPr>
+          <w:rFonts w:ascii="Montserrat" w:hAnsi="Montserrat"/>
+          <w:sz w:val="24"/>
+        </w:rPr>
         <w:t xml:space="preserve">Scholars have debated the meaning and function of ritual, leading to diverse interpretations and theories. </w:t>
       </w:r>
       <w:r>
         <w:rPr>
-          <w:rFonts w:ascii="Arial" w:hAnsi="Arial" w:cs="Arial"/>
+          <w:rFonts w:ascii="Montserrat" w:hAnsi="Montserrat" w:cs="Arial"/>
+          <w:sz w:val="24"/>
         </w:rPr>
         <w:t>​</w:t>
       </w:r>
@@ -92,13 +119,22 @@
           <w:numId w:val="3"/>
         </w:numPr>
         <w:spacing w:after="160" w:line="278" w:lineRule="auto"/>
-      </w:pPr>
-      <w:r>
+        <w:rPr>
+          <w:rFonts w:ascii="Montserrat" w:hAnsi="Montserrat"/>
+          <w:sz w:val="24"/>
+        </w:rPr>
+      </w:pPr>
+      <w:r>
+        <w:rPr>
+          <w:rFonts w:ascii="Montserrat" w:hAnsi="Montserrat"/>
+          <w:sz w:val="24"/>
+        </w:rPr>
         <w:t xml:space="preserve">Key theorists include Durkheim, Turner, and Geertz, each contributing unique perspectives on ritual's role in society. </w:t>
       </w:r>
       <w:r>
         <w:rPr>
-          <w:rFonts w:ascii="Arial" w:hAnsi="Arial" w:cs="Arial"/>
+          <w:rFonts w:ascii="Montserrat" w:hAnsi="Montserrat" w:cs="Arial"/>
+          <w:sz w:val="24"/>
         </w:rPr>
         <w:t>​</w:t>
       </w:r>
@@ -110,21 +146,22 @@
           <w:numId w:val="3"/>
         </w:numPr>
         <w:spacing w:after="160" w:line="278" w:lineRule="auto"/>
-      </w:pPr>
-      <w:r>
-        <w:t xml:space="preserve">The document </w:t>
-      </w:r>
-      <w:proofErr w:type="gramStart"/>
-      <w:r>
-        <w:t>critiques</w:t>
-      </w:r>
-      <w:proofErr w:type="gramEnd"/>
-      <w:r>
-        <w:t xml:space="preserve"> the tendency to view ritual as a mere tool for social control or expression of beliefs. </w:t>
-      </w:r>
-      <w:r>
-        <w:rPr>
-          <w:rFonts w:ascii="Arial" w:hAnsi="Arial" w:cs="Arial"/>
+        <w:rPr>
+          <w:rFonts w:ascii="Montserrat" w:hAnsi="Montserrat"/>
+          <w:sz w:val="24"/>
+        </w:rPr>
+      </w:pPr>
+      <w:r>
+        <w:rPr>
+          <w:rFonts w:ascii="Montserrat" w:hAnsi="Montserrat"/>
+          <w:sz w:val="24"/>
+        </w:rPr>
+        <w:t xml:space="preserve">The document critiques the tendency to view ritual as a mere tool for social control or expression of beliefs. </w:t>
+      </w:r>
+      <w:r>
+        <w:rPr>
+          <w:rFonts w:ascii="Montserrat" w:hAnsi="Montserrat" w:cs="Arial"/>
+          <w:sz w:val="24"/>
         </w:rPr>
         <w:t>​</w:t>
       </w:r>
@@ -132,11 +169,17 @@
     <w:p>
       <w:pPr>
         <w:spacing w:after="160" w:line="278" w:lineRule="auto"/>
-      </w:pPr>
-      <w:r>
-        <w:rPr>
+        <w:rPr>
+          <w:rFonts w:ascii="Montserrat" w:hAnsi="Montserrat"/>
+          <w:sz w:val="24"/>
+        </w:rPr>
+      </w:pPr>
+      <w:r>
+        <w:rPr>
+          <w:rFonts w:ascii="Montserrat" w:hAnsi="Montserrat"/>
           <w:b/>
           <w:bCs/>
+          <w:sz w:val="24"/>
         </w:rPr>
         <w:t>Ritual Practice</w:t>
       </w:r>
@@ -148,13 +191,22 @@
           <w:numId w:val="4"/>
         </w:numPr>
         <w:spacing w:after="160" w:line="278" w:lineRule="auto"/>
-      </w:pPr>
-      <w:r>
+        <w:rPr>
+          <w:rFonts w:ascii="Montserrat" w:hAnsi="Montserrat"/>
+          <w:sz w:val="24"/>
+        </w:rPr>
+      </w:pPr>
+      <w:r>
+        <w:rPr>
+          <w:rFonts w:ascii="Montserrat" w:hAnsi="Montserrat"/>
+          <w:sz w:val="24"/>
+        </w:rPr>
         <w:t xml:space="preserve">Ritual practices are contextual and strategic, often shaped by cultural norms and historical traditions. </w:t>
       </w:r>
       <w:r>
         <w:rPr>
-          <w:rFonts w:ascii="Arial" w:hAnsi="Arial" w:cs="Arial"/>
+          <w:rFonts w:ascii="Montserrat" w:hAnsi="Montserrat" w:cs="Arial"/>
+          <w:sz w:val="24"/>
         </w:rPr>
         <w:t>​</w:t>
       </w:r>
@@ -166,13 +218,22 @@
           <w:numId w:val="4"/>
         </w:numPr>
         <w:spacing w:after="160" w:line="278" w:lineRule="auto"/>
-      </w:pPr>
-      <w:r>
+        <w:rPr>
+          <w:rFonts w:ascii="Montserrat" w:hAnsi="Montserrat"/>
+          <w:sz w:val="24"/>
+        </w:rPr>
+      </w:pPr>
+      <w:r>
+        <w:rPr>
+          <w:rFonts w:ascii="Montserrat" w:hAnsi="Montserrat"/>
+          <w:sz w:val="24"/>
+        </w:rPr>
         <w:t xml:space="preserve">The effectiveness of ritual is linked to its ability to create a sense of community and shared identity. </w:t>
       </w:r>
       <w:r>
         <w:rPr>
-          <w:rFonts w:ascii="Arial" w:hAnsi="Arial" w:cs="Arial"/>
+          <w:rFonts w:ascii="Montserrat" w:hAnsi="Montserrat" w:cs="Arial"/>
+          <w:sz w:val="24"/>
         </w:rPr>
         <w:t>​</w:t>
       </w:r>
@@ -184,13 +245,22 @@
           <w:numId w:val="4"/>
         </w:numPr>
         <w:spacing w:after="160" w:line="278" w:lineRule="auto"/>
-      </w:pPr>
-      <w:r>
+        <w:rPr>
+          <w:rFonts w:ascii="Montserrat" w:hAnsi="Montserrat"/>
+          <w:sz w:val="24"/>
+        </w:rPr>
+      </w:pPr>
+      <w:r>
+        <w:rPr>
+          <w:rFonts w:ascii="Montserrat" w:hAnsi="Montserrat"/>
+          <w:sz w:val="24"/>
+        </w:rPr>
         <w:t xml:space="preserve">Ritualization involves the differentiation of certain activities from everyday actions, establishing their significance. </w:t>
       </w:r>
       <w:r>
         <w:rPr>
-          <w:rFonts w:ascii="Arial" w:hAnsi="Arial" w:cs="Arial"/>
+          <w:rFonts w:ascii="Montserrat" w:hAnsi="Montserrat" w:cs="Arial"/>
+          <w:sz w:val="24"/>
         </w:rPr>
         <w:t>​</w:t>
       </w:r>
@@ -202,13 +272,22 @@
           <w:numId w:val="4"/>
         </w:numPr>
         <w:spacing w:after="160" w:line="278" w:lineRule="auto"/>
-      </w:pPr>
-      <w:r>
+        <w:rPr>
+          <w:rFonts w:ascii="Montserrat" w:hAnsi="Montserrat"/>
+          <w:sz w:val="24"/>
+        </w:rPr>
+      </w:pPr>
+      <w:r>
+        <w:rPr>
+          <w:rFonts w:ascii="Montserrat" w:hAnsi="Montserrat"/>
+          <w:sz w:val="24"/>
+        </w:rPr>
         <w:t xml:space="preserve">The body plays a crucial role in ritual, as it interacts with a structured environment to embody cultural meanings. </w:t>
       </w:r>
       <w:r>
         <w:rPr>
-          <w:rFonts w:ascii="Arial" w:hAnsi="Arial" w:cs="Arial"/>
+          <w:rFonts w:ascii="Montserrat" w:hAnsi="Montserrat" w:cs="Arial"/>
+          <w:sz w:val="24"/>
         </w:rPr>
         <w:t>​</w:t>
       </w:r>
@@ -216,11 +295,17 @@
     <w:p>
       <w:pPr>
         <w:spacing w:after="160" w:line="278" w:lineRule="auto"/>
-      </w:pPr>
-      <w:r>
-        <w:rPr>
+        <w:rPr>
+          <w:rFonts w:ascii="Montserrat" w:hAnsi="Montserrat"/>
+          <w:sz w:val="24"/>
+        </w:rPr>
+      </w:pPr>
+      <w:r>
+        <w:rPr>
+          <w:rFonts w:ascii="Montserrat" w:hAnsi="Montserrat"/>
           <w:b/>
           <w:bCs/>
+          <w:sz w:val="24"/>
         </w:rPr>
         <w:t>Power Dynamics</w:t>
       </w:r>
@@ -232,13 +317,22 @@
           <w:numId w:val="5"/>
         </w:numPr>
         <w:spacing w:after="160" w:line="278" w:lineRule="auto"/>
-      </w:pPr>
-      <w:r>
+        <w:rPr>
+          <w:rFonts w:ascii="Montserrat" w:hAnsi="Montserrat"/>
+          <w:sz w:val="24"/>
+        </w:rPr>
+      </w:pPr>
+      <w:r>
+        <w:rPr>
+          <w:rFonts w:ascii="Montserrat" w:hAnsi="Montserrat"/>
+          <w:sz w:val="24"/>
+        </w:rPr>
         <w:t xml:space="preserve">Ritualization is a strategy for constructing power relationships within social contexts, not merely a means of control. </w:t>
       </w:r>
       <w:r>
         <w:rPr>
-          <w:rFonts w:ascii="Arial" w:hAnsi="Arial" w:cs="Arial"/>
+          <w:rFonts w:ascii="Montserrat" w:hAnsi="Montserrat" w:cs="Arial"/>
+          <w:sz w:val="24"/>
         </w:rPr>
         <w:t>​</w:t>
       </w:r>
@@ -250,13 +344,22 @@
           <w:numId w:val="5"/>
         </w:numPr>
         <w:spacing w:after="160" w:line="278" w:lineRule="auto"/>
-      </w:pPr>
-      <w:r>
+        <w:rPr>
+          <w:rFonts w:ascii="Montserrat" w:hAnsi="Montserrat"/>
+          <w:sz w:val="24"/>
+        </w:rPr>
+      </w:pPr>
+      <w:r>
+        <w:rPr>
+          <w:rFonts w:ascii="Montserrat" w:hAnsi="Montserrat"/>
+          <w:sz w:val="24"/>
+        </w:rPr>
         <w:t xml:space="preserve">The document explores how ritual practices can empower individuals and communities while also reinforcing social hierarchies. </w:t>
       </w:r>
       <w:r>
         <w:rPr>
-          <w:rFonts w:ascii="Arial" w:hAnsi="Arial" w:cs="Arial"/>
+          <w:rFonts w:ascii="Montserrat" w:hAnsi="Montserrat" w:cs="Arial"/>
+          <w:sz w:val="24"/>
         </w:rPr>
         <w:t>​</w:t>
       </w:r>
@@ -268,13 +371,22 @@
           <w:numId w:val="5"/>
         </w:numPr>
         <w:spacing w:after="160" w:line="278" w:lineRule="auto"/>
-      </w:pPr>
-      <w:r>
+        <w:rPr>
+          <w:rFonts w:ascii="Montserrat" w:hAnsi="Montserrat"/>
+          <w:sz w:val="24"/>
+        </w:rPr>
+      </w:pPr>
+      <w:r>
+        <w:rPr>
+          <w:rFonts w:ascii="Montserrat" w:hAnsi="Montserrat"/>
+          <w:sz w:val="24"/>
+        </w:rPr>
         <w:t xml:space="preserve">Misrecognition of ritual's purpose can lead to a lack of awareness regarding its role in shaping social dynamics. </w:t>
       </w:r>
       <w:r>
         <w:rPr>
-          <w:rFonts w:ascii="Arial" w:hAnsi="Arial" w:cs="Arial"/>
+          <w:rFonts w:ascii="Montserrat" w:hAnsi="Montserrat" w:cs="Arial"/>
+          <w:sz w:val="24"/>
         </w:rPr>
         <w:t>​</w:t>
       </w:r>
@@ -286,29 +398,22 @@
           <w:numId w:val="5"/>
         </w:numPr>
         <w:spacing w:after="160" w:line="278" w:lineRule="auto"/>
-      </w:pPr>
-      <w:r>
-        <w:t xml:space="preserve">The relationship between </w:t>
-      </w:r>
-      <w:proofErr w:type="gramStart"/>
-      <w:r>
-        <w:t>ritual</w:t>
-      </w:r>
-      <w:proofErr w:type="gramEnd"/>
-      <w:r>
-        <w:t xml:space="preserve"> and </w:t>
-      </w:r>
-      <w:proofErr w:type="gramStart"/>
-      <w:r>
-        <w:t>belief</w:t>
-      </w:r>
-      <w:proofErr w:type="gramEnd"/>
-      <w:r>
-        <w:t xml:space="preserve"> is complex, with rituals often serving to negotiate and redefine cultural values. </w:t>
-      </w:r>
-      <w:r>
-        <w:rPr>
-          <w:rFonts w:ascii="Arial" w:hAnsi="Arial" w:cs="Arial"/>
+        <w:rPr>
+          <w:rFonts w:ascii="Montserrat" w:hAnsi="Montserrat"/>
+          <w:sz w:val="24"/>
+        </w:rPr>
+      </w:pPr>
+      <w:r>
+        <w:rPr>
+          <w:rFonts w:ascii="Montserrat" w:hAnsi="Montserrat"/>
+          <w:sz w:val="24"/>
+        </w:rPr>
+        <w:t xml:space="preserve">The relationship between ritual and belief is complex, with rituals often serving to negotiate and redefine cultural values. </w:t>
+      </w:r>
+      <w:r>
+        <w:rPr>
+          <w:rFonts w:ascii="Montserrat" w:hAnsi="Montserrat" w:cs="Arial"/>
+          <w:sz w:val="24"/>
         </w:rPr>
         <w:t>​</w:t>
       </w:r>
@@ -316,11 +421,17 @@
     <w:p>
       <w:pPr>
         <w:spacing w:after="160" w:line="278" w:lineRule="auto"/>
-      </w:pPr>
-      <w:r>
-        <w:rPr>
+        <w:rPr>
+          <w:rFonts w:ascii="Montserrat" w:hAnsi="Montserrat"/>
+          <w:sz w:val="24"/>
+        </w:rPr>
+      </w:pPr>
+      <w:r>
+        <w:rPr>
+          <w:rFonts w:ascii="Montserrat" w:hAnsi="Montserrat"/>
           <w:b/>
           <w:bCs/>
+          <w:sz w:val="24"/>
         </w:rPr>
         <w:t>Ritualization and Social Control</w:t>
       </w:r>
@@ -332,13 +443,22 @@
           <w:numId w:val="6"/>
         </w:numPr>
         <w:spacing w:after="160" w:line="278" w:lineRule="auto"/>
-      </w:pPr>
-      <w:r>
+        <w:rPr>
+          <w:rFonts w:ascii="Montserrat" w:hAnsi="Montserrat"/>
+          <w:sz w:val="24"/>
+        </w:rPr>
+      </w:pPr>
+      <w:r>
+        <w:rPr>
+          <w:rFonts w:ascii="Montserrat" w:hAnsi="Montserrat"/>
+          <w:sz w:val="24"/>
+        </w:rPr>
         <w:t xml:space="preserve">Rituals are often seen as mechanisms for social control, promoting consensus and stability within communities. </w:t>
       </w:r>
       <w:r>
         <w:rPr>
-          <w:rFonts w:ascii="Arial" w:hAnsi="Arial" w:cs="Arial"/>
+          <w:rFonts w:ascii="Montserrat" w:hAnsi="Montserrat" w:cs="Arial"/>
+          <w:sz w:val="24"/>
         </w:rPr>
         <w:t>​</w:t>
       </w:r>
@@ -350,13 +470,22 @@
           <w:numId w:val="6"/>
         </w:numPr>
         <w:spacing w:after="160" w:line="278" w:lineRule="auto"/>
-      </w:pPr>
-      <w:r>
+        <w:rPr>
+          <w:rFonts w:ascii="Montserrat" w:hAnsi="Montserrat"/>
+          <w:sz w:val="24"/>
+        </w:rPr>
+      </w:pPr>
+      <w:r>
+        <w:rPr>
+          <w:rFonts w:ascii="Montserrat" w:hAnsi="Montserrat"/>
+          <w:sz w:val="24"/>
+        </w:rPr>
         <w:t xml:space="preserve">The document critiques the notion that rituals solely serve to reinforce dominant ideologies or suppress dissent. </w:t>
       </w:r>
       <w:r>
         <w:rPr>
-          <w:rFonts w:ascii="Arial" w:hAnsi="Arial" w:cs="Arial"/>
+          <w:rFonts w:ascii="Montserrat" w:hAnsi="Montserrat" w:cs="Arial"/>
+          <w:sz w:val="24"/>
         </w:rPr>
         <w:t>​</w:t>
       </w:r>
@@ -368,13 +497,22 @@
           <w:numId w:val="6"/>
         </w:numPr>
         <w:spacing w:after="160" w:line="278" w:lineRule="auto"/>
-      </w:pPr>
-      <w:r>
+        <w:rPr>
+          <w:rFonts w:ascii="Montserrat" w:hAnsi="Montserrat"/>
+          <w:sz w:val="24"/>
+        </w:rPr>
+      </w:pPr>
+      <w:r>
+        <w:rPr>
+          <w:rFonts w:ascii="Montserrat" w:hAnsi="Montserrat"/>
+          <w:sz w:val="24"/>
+        </w:rPr>
         <w:t xml:space="preserve">Ritual practices can also provide spaces for resistance and negotiation of power, allowing for individual agency. </w:t>
       </w:r>
       <w:r>
         <w:rPr>
-          <w:rFonts w:ascii="Arial" w:hAnsi="Arial" w:cs="Arial"/>
+          <w:rFonts w:ascii="Montserrat" w:hAnsi="Montserrat" w:cs="Arial"/>
+          <w:sz w:val="24"/>
         </w:rPr>
         <w:t>​</w:t>
       </w:r>
@@ -386,17 +524,22 @@
           <w:numId w:val="6"/>
         </w:numPr>
         <w:spacing w:after="160" w:line="278" w:lineRule="auto"/>
-      </w:pPr>
-      <w:r>
-        <w:t xml:space="preserve">The effectiveness of rituals in maintaining social order is contingent upon the context and the participants' </w:t>
-      </w:r>
-      <w:r>
-        <w:lastRenderedPageBreak/>
-        <w:t xml:space="preserve">engagement. </w:t>
-      </w:r>
-      <w:r>
-        <w:rPr>
-          <w:rFonts w:ascii="Arial" w:hAnsi="Arial" w:cs="Arial"/>
+        <w:rPr>
+          <w:rFonts w:ascii="Montserrat" w:hAnsi="Montserrat"/>
+          <w:sz w:val="24"/>
+        </w:rPr>
+      </w:pPr>
+      <w:r>
+        <w:rPr>
+          <w:rFonts w:ascii="Montserrat" w:hAnsi="Montserrat"/>
+          <w:sz w:val="24"/>
+        </w:rPr>
+        <w:t xml:space="preserve">The effectiveness of rituals in maintaining social order is contingent upon the context and the participants' engagement. </w:t>
+      </w:r>
+      <w:r>
+        <w:rPr>
+          <w:rFonts w:ascii="Montserrat" w:hAnsi="Montserrat" w:cs="Arial"/>
+          <w:sz w:val="24"/>
         </w:rPr>
         <w:t>​</w:t>
       </w:r>
@@ -404,11 +547,17 @@
     <w:p>
       <w:pPr>
         <w:spacing w:after="160" w:line="278" w:lineRule="auto"/>
-      </w:pPr>
-      <w:r>
-        <w:rPr>
+        <w:rPr>
+          <w:rFonts w:ascii="Montserrat" w:hAnsi="Montserrat"/>
+          <w:sz w:val="24"/>
+        </w:rPr>
+      </w:pPr>
+      <w:r>
+        <w:rPr>
+          <w:rFonts w:ascii="Montserrat" w:hAnsi="Montserrat"/>
           <w:b/>
           <w:bCs/>
+          <w:sz w:val="24"/>
         </w:rPr>
         <w:t>Historical and Cultural Context</w:t>
       </w:r>
@@ -420,13 +569,22 @@
           <w:numId w:val="7"/>
         </w:numPr>
         <w:spacing w:after="160" w:line="278" w:lineRule="auto"/>
-      </w:pPr>
-      <w:r>
+        <w:rPr>
+          <w:rFonts w:ascii="Montserrat" w:hAnsi="Montserrat"/>
+          <w:sz w:val="24"/>
+        </w:rPr>
+      </w:pPr>
+      <w:r>
+        <w:rPr>
+          <w:rFonts w:ascii="Montserrat" w:hAnsi="Montserrat"/>
+          <w:sz w:val="24"/>
+        </w:rPr>
         <w:t xml:space="preserve">The document emphasizes the importance of historical traditions and cultural contexts in understanding ritual practices. </w:t>
       </w:r>
       <w:r>
         <w:rPr>
-          <w:rFonts w:ascii="Arial" w:hAnsi="Arial" w:cs="Arial"/>
+          <w:rFonts w:ascii="Montserrat" w:hAnsi="Montserrat" w:cs="Arial"/>
+          <w:sz w:val="24"/>
         </w:rPr>
         <w:t>​</w:t>
       </w:r>
@@ -438,13 +596,22 @@
           <w:numId w:val="7"/>
         </w:numPr>
         <w:spacing w:after="160" w:line="278" w:lineRule="auto"/>
-      </w:pPr>
-      <w:r>
+        <w:rPr>
+          <w:rFonts w:ascii="Montserrat" w:hAnsi="Montserrat"/>
+          <w:sz w:val="24"/>
+        </w:rPr>
+      </w:pPr>
+      <w:r>
+        <w:rPr>
+          <w:rFonts w:ascii="Montserrat" w:hAnsi="Montserrat"/>
+          <w:sz w:val="24"/>
+        </w:rPr>
         <w:t xml:space="preserve">Rituals are not static; they evolve and adapt to changing social dynamics and cultural influences. </w:t>
       </w:r>
       <w:r>
         <w:rPr>
-          <w:rFonts w:ascii="Arial" w:hAnsi="Arial" w:cs="Arial"/>
+          <w:rFonts w:ascii="Montserrat" w:hAnsi="Montserrat" w:cs="Arial"/>
+          <w:sz w:val="24"/>
         </w:rPr>
         <w:t>​</w:t>
       </w:r>
@@ -456,13 +623,22 @@
           <w:numId w:val="7"/>
         </w:numPr>
         <w:spacing w:after="160" w:line="278" w:lineRule="auto"/>
-      </w:pPr>
-      <w:r>
+        <w:rPr>
+          <w:rFonts w:ascii="Montserrat" w:hAnsi="Montserrat"/>
+          <w:sz w:val="24"/>
+        </w:rPr>
+      </w:pPr>
+      <w:r>
+        <w:rPr>
+          <w:rFonts w:ascii="Montserrat" w:hAnsi="Montserrat"/>
+          <w:sz w:val="24"/>
+        </w:rPr>
         <w:t xml:space="preserve">The interplay between local and central rituals illustrates how power and authority are negotiated within communities. </w:t>
       </w:r>
       <w:r>
         <w:rPr>
-          <w:rFonts w:ascii="Arial" w:hAnsi="Arial" w:cs="Arial"/>
+          <w:rFonts w:ascii="Montserrat" w:hAnsi="Montserrat" w:cs="Arial"/>
+          <w:sz w:val="24"/>
         </w:rPr>
         <w:t>​</w:t>
       </w:r>
@@ -474,13 +650,22 @@
           <w:numId w:val="7"/>
         </w:numPr>
         <w:spacing w:after="160" w:line="278" w:lineRule="auto"/>
-      </w:pPr>
-      <w:r>
+        <w:rPr>
+          <w:rFonts w:ascii="Montserrat" w:hAnsi="Montserrat"/>
+          <w:sz w:val="24"/>
+        </w:rPr>
+      </w:pPr>
+      <w:r>
+        <w:rPr>
+          <w:rFonts w:ascii="Montserrat" w:hAnsi="Montserrat"/>
+          <w:sz w:val="24"/>
+        </w:rPr>
         <w:t xml:space="preserve">Ritualization can create a sense of continuity with the past while also allowing for innovation and change. </w:t>
       </w:r>
       <w:r>
         <w:rPr>
-          <w:rFonts w:ascii="Arial" w:hAnsi="Arial" w:cs="Arial"/>
+          <w:rFonts w:ascii="Montserrat" w:hAnsi="Montserrat" w:cs="Arial"/>
+          <w:sz w:val="24"/>
         </w:rPr>
         <w:t>​</w:t>
       </w:r>
@@ -488,11 +673,17 @@
     <w:p>
       <w:pPr>
         <w:spacing w:after="160" w:line="278" w:lineRule="auto"/>
-      </w:pPr>
-      <w:r>
-        <w:rPr>
+        <w:rPr>
+          <w:rFonts w:ascii="Montserrat" w:hAnsi="Montserrat"/>
+          <w:sz w:val="24"/>
+        </w:rPr>
+      </w:pPr>
+      <w:r>
+        <w:rPr>
+          <w:rFonts w:ascii="Montserrat" w:hAnsi="Montserrat"/>
           <w:b/>
           <w:bCs/>
+          <w:sz w:val="24"/>
         </w:rPr>
         <w:t>Conclusion</w:t>
       </w:r>
@@ -504,13 +695,22 @@
           <w:numId w:val="8"/>
         </w:numPr>
         <w:spacing w:after="160" w:line="278" w:lineRule="auto"/>
-      </w:pPr>
-      <w:r>
+        <w:rPr>
+          <w:rFonts w:ascii="Montserrat" w:hAnsi="Montserrat"/>
+          <w:sz w:val="24"/>
+        </w:rPr>
+      </w:pPr>
+      <w:r>
+        <w:rPr>
+          <w:rFonts w:ascii="Montserrat" w:hAnsi="Montserrat"/>
+          <w:sz w:val="24"/>
+        </w:rPr>
         <w:t xml:space="preserve">The analysis concludes that ritualization is a dynamic process that shapes and is shaped by social relationships and power structures. </w:t>
       </w:r>
       <w:r>
         <w:rPr>
-          <w:rFonts w:ascii="Arial" w:hAnsi="Arial" w:cs="Arial"/>
+          <w:rFonts w:ascii="Montserrat" w:hAnsi="Montserrat" w:cs="Arial"/>
+          <w:sz w:val="24"/>
         </w:rPr>
         <w:t>​</w:t>
       </w:r>
@@ -522,13 +722,22 @@
           <w:numId w:val="8"/>
         </w:numPr>
         <w:spacing w:after="160" w:line="278" w:lineRule="auto"/>
-      </w:pPr>
-      <w:r>
+        <w:rPr>
+          <w:rFonts w:ascii="Montserrat" w:hAnsi="Montserrat"/>
+          <w:sz w:val="24"/>
+        </w:rPr>
+      </w:pPr>
+      <w:r>
+        <w:rPr>
+          <w:rFonts w:ascii="Montserrat" w:hAnsi="Montserrat"/>
+          <w:sz w:val="24"/>
+        </w:rPr>
         <w:t xml:space="preserve">Understanding ritual requires a focus on the strategies employed in ritualization and their implications for social order. </w:t>
       </w:r>
       <w:r>
         <w:rPr>
-          <w:rFonts w:ascii="Arial" w:hAnsi="Arial" w:cs="Arial"/>
+          <w:rFonts w:ascii="Montserrat" w:hAnsi="Montserrat" w:cs="Arial"/>
+          <w:sz w:val="24"/>
         </w:rPr>
         <w:t>​</w:t>
       </w:r>
@@ -540,13 +749,22 @@
           <w:numId w:val="8"/>
         </w:numPr>
         <w:spacing w:after="160" w:line="278" w:lineRule="auto"/>
-      </w:pPr>
-      <w:r>
+        <w:rPr>
+          <w:rFonts w:ascii="Montserrat" w:hAnsi="Montserrat"/>
+          <w:sz w:val="24"/>
+        </w:rPr>
+      </w:pPr>
+      <w:r>
+        <w:rPr>
+          <w:rFonts w:ascii="Montserrat" w:hAnsi="Montserrat"/>
+          <w:sz w:val="24"/>
+        </w:rPr>
         <w:t xml:space="preserve">The document advocates for a nuanced approach to studying rituals, recognizing their complexity and the multiplicity of meanings they can convey. </w:t>
       </w:r>
       <w:r>
         <w:rPr>
-          <w:rFonts w:ascii="Arial" w:hAnsi="Arial" w:cs="Arial"/>
+          <w:rFonts w:ascii="Montserrat" w:hAnsi="Montserrat" w:cs="Arial"/>
+          <w:sz w:val="24"/>
         </w:rPr>
         <w:t>​</w:t>
       </w:r>
@@ -558,18 +776,34 @@
           <w:numId w:val="8"/>
         </w:numPr>
         <w:spacing w:after="160" w:line="278" w:lineRule="auto"/>
-      </w:pPr>
-      <w:r>
+        <w:rPr>
+          <w:rFonts w:ascii="Montserrat" w:hAnsi="Montserrat"/>
+          <w:sz w:val="24"/>
+        </w:rPr>
+      </w:pPr>
+      <w:r>
+        <w:rPr>
+          <w:rFonts w:ascii="Montserrat" w:hAnsi="Montserrat"/>
+          <w:sz w:val="24"/>
+        </w:rPr>
         <w:t xml:space="preserve">Rituals are integral to the construction of identity, community, and power, reflecting the intricate web of social life. </w:t>
       </w:r>
       <w:r>
         <w:rPr>
-          <w:rFonts w:ascii="Arial" w:hAnsi="Arial" w:cs="Arial"/>
+          <w:rFonts w:ascii="Montserrat" w:hAnsi="Montserrat" w:cs="Arial"/>
+          <w:sz w:val="24"/>
         </w:rPr>
         <w:t>​</w:t>
       </w:r>
     </w:p>
-    <w:p/>
+    <w:p>
+      <w:pPr>
+        <w:rPr>
+          <w:rFonts w:ascii="Montserrat" w:hAnsi="Montserrat"/>
+          <w:sz w:val="24"/>
+        </w:rPr>
+      </w:pPr>
+    </w:p>
     <w:sectPr>
       <w:pgSz w:w="12240" w:h="15840"/>
       <w:pgMar w:top="1440" w:right="1440" w:bottom="1440" w:left="1440" w:header="720" w:footer="720" w:gutter="0"/>
@@ -583,6 +817,192 @@
 <file path=word/numbering.xml><?xml version="1.0" encoding="utf-8"?>
 <w:numbering xmlns:wpc="http://schemas.microsoft.com/office/word/2010/wordprocessingCanvas" xmlns:cx="http://schemas.microsoft.com/office/drawing/2014/chartex" xmlns:cx1="http://schemas.microsoft.com/office/drawing/2015/9/8/chartex" xmlns:cx2="http://schemas.microsoft.com/office/drawing/2015/10/21/chartex" xmlns:cx3="http://schemas.microsoft.com/office/drawing/2016/5/9/chartex" xmlns:cx4="http://schemas.microsoft.com/office/drawing/2016/5/10/chartex" xmlns:cx5="http://schemas.microsoft.com/office/drawing/2016/5/11/chartex" xmlns:cx6="http://schemas.microsoft.com/office/drawing/2016/5/12/chartex" xmlns:cx7="http://schemas.microsoft.com/office/drawing/2016/5/13/chartex" xmlns:cx8="http://schemas.microsoft.com/office/drawing/2016/5/14/chartex" xmlns:mc="http://schemas.openxmlformats.org/markup-compatibility/2006" xmlns:aink="http://schemas.microsoft.com/office/drawing/2016/ink" xmlns:am3d="http://schemas.microsoft.com/office/drawing/2017/model3d" xmlns:o="urn:schemas-microsoft-com:office:office" xmlns:oel="http://schemas.microsoft.com/office/2019/extlst" xmlns:r="http://schemas.openxmlformats.org/officeDocument/2006/relationships" xmlns:m="http://schemas.openxmlformats.org/officeDocument/2006/math" xmlns:v="urn:schemas-microsoft-com:vml" xmlns:wp14="http://schemas.microsoft.com/office/word/2010/wordprocessingDrawing" xmlns:wp="http://schemas.openxmlformats.org/drawingml/2006/wordprocessingDrawing" xmlns:w10="urn:schemas-microsoft-com:office:word" xmlns:w="http://schemas.openxmlformats.org/wordprocessingml/2006/main" xmlns:w14="http://schemas.microsoft.com/office/word/2010/wordml" xmlns:w15="http://schemas.microsoft.com/office/word/2012/wordml" xmlns:w16cex="http://schemas.microsoft.com/office/word/2018/wordml/cex" xmlns:w16cid="http://schemas.microsoft.com/office/word/2016/wordml/cid" xmlns:w16="http://schemas.microsoft.com/office/word/2018/wordml" xmlns:w16du="http://schemas.microsoft.com/office/word/2023/wordml/word16du" xmlns:w16sdtdh="http://schemas.microsoft.com/office/word/2020/wordml/sdtdatahash" xmlns:w16sdtfl="http://schemas.microsoft.com/office/word/2024/wordml/sdtformatlock" xmlns:w16se="http://schemas.microsoft.com/office/word/2015/wordml/symex" xmlns:wpg="http://schemas.microsoft.com/office/word/2010/wordprocessingGroup" xmlns:wpi="http://schemas.microsoft.com/office/word/2010/wordprocessingInk" xmlns:wne="http://schemas.microsoft.com/office/word/2006/wordml" xmlns:wps="http://schemas.microsoft.com/office/word/2010/wordprocessingShape" mc:Ignorable="w14 w15 w16se w16cid w16 w16cex w16sdtdh w16sdtfl w16du wp14">
   <w:abstractNum w:abstractNumId="0" w15:restartNumberingAfterBreak="0">
+    <w:nsid w:val="FFFFFFFB"/>
+    <w:multiLevelType w:val="multilevel"/>
+    <w:tmpl w:val="80A499BA"/>
+    <w:lvl w:ilvl="0">
+      <w:start w:val="1"/>
+      <w:numFmt w:val="cardinalText"/>
+      <w:lvlText w:val="Chapter %1 "/>
+      <w:legacy w:legacy="1" w:legacySpace="144" w:legacyIndent="0"/>
+      <w:lvlJc w:val="left"/>
+    </w:lvl>
+    <w:lvl w:ilvl="1">
+      <w:start w:val="1"/>
+      <w:numFmt w:val="none"/>
+      <w:pStyle w:val="Heading2"/>
+      <w:suff w:val="nothing"/>
+      <w:lvlText w:val=""/>
+      <w:lvlJc w:val="left"/>
+    </w:lvl>
+    <w:lvl w:ilvl="2">
+      <w:start w:val="1"/>
+      <w:numFmt w:val="none"/>
+      <w:suff w:val="nothing"/>
+      <w:lvlText w:val=""/>
+      <w:lvlJc w:val="left"/>
+    </w:lvl>
+    <w:lvl w:ilvl="3">
+      <w:start w:val="1"/>
+      <w:numFmt w:val="none"/>
+      <w:pStyle w:val="Heading4"/>
+      <w:suff w:val="nothing"/>
+      <w:lvlText w:val=""/>
+      <w:lvlJc w:val="left"/>
+    </w:lvl>
+    <w:lvl w:ilvl="4">
+      <w:start w:val="1"/>
+      <w:numFmt w:val="none"/>
+      <w:pStyle w:val="Heading5"/>
+      <w:suff w:val="nothing"/>
+      <w:lvlText w:val=""/>
+      <w:lvlJc w:val="left"/>
+    </w:lvl>
+    <w:lvl w:ilvl="5">
+      <w:start w:val="1"/>
+      <w:numFmt w:val="none"/>
+      <w:pStyle w:val="Heading6"/>
+      <w:suff w:val="nothing"/>
+      <w:lvlText w:val=""/>
+      <w:lvlJc w:val="left"/>
+    </w:lvl>
+    <w:lvl w:ilvl="6">
+      <w:start w:val="1"/>
+      <w:numFmt w:val="none"/>
+      <w:suff w:val="nothing"/>
+      <w:lvlText w:val=""/>
+      <w:lvlJc w:val="left"/>
+    </w:lvl>
+    <w:lvl w:ilvl="7">
+      <w:start w:val="1"/>
+      <w:numFmt w:val="none"/>
+      <w:suff w:val="nothing"/>
+      <w:lvlText w:val=""/>
+      <w:lvlJc w:val="left"/>
+    </w:lvl>
+    <w:lvl w:ilvl="8">
+      <w:start w:val="1"/>
+      <w:numFmt w:val="none"/>
+      <w:suff w:val="nothing"/>
+      <w:lvlText w:val=""/>
+      <w:lvlJc w:val="left"/>
+    </w:lvl>
+  </w:abstractNum>
+  <w:abstractNum w:abstractNumId="1" w15:restartNumberingAfterBreak="0">
+    <w:nsid w:val="02CE43AA"/>
+    <w:multiLevelType w:val="multilevel"/>
+    <w:tmpl w:val="247ADC5A"/>
+    <w:lvl w:ilvl="0">
+      <w:start w:val="1"/>
+      <w:numFmt w:val="decimal"/>
+      <w:pStyle w:val="Indent-00ListItemPad-Bottom"/>
+      <w:lvlText w:val="%1."/>
+      <w:lvlJc w:val="left"/>
+      <w:pPr>
+        <w:tabs>
+          <w:tab w:val="num" w:pos="720"/>
+        </w:tabs>
+        <w:ind w:left="720" w:hanging="720"/>
+      </w:pPr>
+    </w:lvl>
+    <w:lvl w:ilvl="1">
+      <w:start w:val="1"/>
+      <w:numFmt w:val="decimal"/>
+      <w:lvlText w:val="%2."/>
+      <w:lvlJc w:val="left"/>
+      <w:pPr>
+        <w:tabs>
+          <w:tab w:val="num" w:pos="1440"/>
+        </w:tabs>
+        <w:ind w:left="1440" w:hanging="720"/>
+      </w:pPr>
+    </w:lvl>
+    <w:lvl w:ilvl="2">
+      <w:start w:val="1"/>
+      <w:numFmt w:val="decimal"/>
+      <w:lvlText w:val="%3."/>
+      <w:lvlJc w:val="left"/>
+      <w:pPr>
+        <w:tabs>
+          <w:tab w:val="num" w:pos="2160"/>
+        </w:tabs>
+        <w:ind w:left="2160" w:hanging="720"/>
+      </w:pPr>
+    </w:lvl>
+    <w:lvl w:ilvl="3">
+      <w:start w:val="1"/>
+      <w:numFmt w:val="decimal"/>
+      <w:lvlText w:val="%4."/>
+      <w:lvlJc w:val="left"/>
+      <w:pPr>
+        <w:tabs>
+          <w:tab w:val="num" w:pos="2880"/>
+        </w:tabs>
+        <w:ind w:left="2880" w:hanging="720"/>
+      </w:pPr>
+    </w:lvl>
+    <w:lvl w:ilvl="4">
+      <w:start w:val="1"/>
+      <w:numFmt w:val="decimal"/>
+      <w:lvlText w:val="%5."/>
+      <w:lvlJc w:val="left"/>
+      <w:pPr>
+        <w:tabs>
+          <w:tab w:val="num" w:pos="3600"/>
+        </w:tabs>
+        <w:ind w:left="3600" w:hanging="720"/>
+      </w:pPr>
+    </w:lvl>
+    <w:lvl w:ilvl="5">
+      <w:start w:val="1"/>
+      <w:numFmt w:val="decimal"/>
+      <w:lvlText w:val="%6."/>
+      <w:lvlJc w:val="left"/>
+      <w:pPr>
+        <w:tabs>
+          <w:tab w:val="num" w:pos="4320"/>
+        </w:tabs>
+        <w:ind w:left="4320" w:hanging="720"/>
+      </w:pPr>
+    </w:lvl>
+    <w:lvl w:ilvl="6">
+      <w:start w:val="1"/>
+      <w:numFmt w:val="decimal"/>
+      <w:lvlText w:val="%7."/>
+      <w:lvlJc w:val="left"/>
+      <w:pPr>
+        <w:tabs>
+          <w:tab w:val="num" w:pos="5040"/>
+        </w:tabs>
+        <w:ind w:left="5040" w:hanging="720"/>
+      </w:pPr>
+    </w:lvl>
+    <w:lvl w:ilvl="7">
+      <w:start w:val="1"/>
+      <w:numFmt w:val="decimal"/>
+      <w:lvlText w:val="%8."/>
+      <w:lvlJc w:val="left"/>
+      <w:pPr>
+        <w:tabs>
+          <w:tab w:val="num" w:pos="5760"/>
+        </w:tabs>
+        <w:ind w:left="5760" w:hanging="720"/>
+      </w:pPr>
+    </w:lvl>
+    <w:lvl w:ilvl="8">
+      <w:start w:val="1"/>
+      <w:numFmt w:val="decimal"/>
+      <w:lvlText w:val="%9."/>
+      <w:lvlJc w:val="left"/>
+      <w:pPr>
+        <w:tabs>
+          <w:tab w:val="num" w:pos="6480"/>
+        </w:tabs>
+        <w:ind w:left="6480" w:hanging="720"/>
+      </w:pPr>
+    </w:lvl>
+  </w:abstractNum>
+  <w:abstractNum w:abstractNumId="2" w15:restartNumberingAfterBreak="0">
     <w:nsid w:val="09D55B05"/>
     <w:multiLevelType w:val="multilevel"/>
     <w:tmpl w:val="4FBA157C"/>
@@ -731,7 +1151,7 @@
       </w:rPr>
     </w:lvl>
   </w:abstractNum>
-  <w:abstractNum w:abstractNumId="1" w15:restartNumberingAfterBreak="0">
+  <w:abstractNum w:abstractNumId="3" w15:restartNumberingAfterBreak="0">
     <w:nsid w:val="18F36703"/>
     <w:multiLevelType w:val="multilevel"/>
     <w:tmpl w:val="363E30E2"/>
@@ -880,7 +1300,7 @@
       </w:rPr>
     </w:lvl>
   </w:abstractNum>
-  <w:abstractNum w:abstractNumId="2" w15:restartNumberingAfterBreak="0">
+  <w:abstractNum w:abstractNumId="4" w15:restartNumberingAfterBreak="0">
     <w:nsid w:val="222E06BF"/>
     <w:multiLevelType w:val="multilevel"/>
     <w:tmpl w:val="17E28864"/>
@@ -1029,7 +1449,7 @@
       </w:rPr>
     </w:lvl>
   </w:abstractNum>
-  <w:abstractNum w:abstractNumId="3" w15:restartNumberingAfterBreak="0">
+  <w:abstractNum w:abstractNumId="5" w15:restartNumberingAfterBreak="0">
     <w:nsid w:val="2AD848FA"/>
     <w:multiLevelType w:val="multilevel"/>
     <w:tmpl w:val="B24E0F24"/>
@@ -1178,7 +1598,7 @@
       </w:rPr>
     </w:lvl>
   </w:abstractNum>
-  <w:abstractNum w:abstractNumId="4" w15:restartNumberingAfterBreak="0">
+  <w:abstractNum w:abstractNumId="6" w15:restartNumberingAfterBreak="0">
     <w:nsid w:val="2F2601B8"/>
     <w:multiLevelType w:val="multilevel"/>
     <w:tmpl w:val="180E5678"/>
@@ -1327,7 +1747,7 @@
       </w:rPr>
     </w:lvl>
   </w:abstractNum>
-  <w:abstractNum w:abstractNumId="5" w15:restartNumberingAfterBreak="0">
+  <w:abstractNum w:abstractNumId="7" w15:restartNumberingAfterBreak="0">
     <w:nsid w:val="37AB654D"/>
     <w:multiLevelType w:val="multilevel"/>
     <w:tmpl w:val="1F3CAC2A"/>
@@ -1476,7 +1896,7 @@
       </w:rPr>
     </w:lvl>
   </w:abstractNum>
-  <w:abstractNum w:abstractNumId="6" w15:restartNumberingAfterBreak="0">
+  <w:abstractNum w:abstractNumId="8" w15:restartNumberingAfterBreak="0">
     <w:nsid w:val="568864F0"/>
     <w:multiLevelType w:val="hybridMultilevel"/>
     <w:tmpl w:val="DE341770"/>
@@ -1591,28 +2011,52 @@
     </w:lvl>
   </w:abstractNum>
   <w:num w:numId="1" w16cid:durableId="1908687134">
+    <w:abstractNumId w:val="8"/>
+  </w:num>
+  <w:num w:numId="2" w16cid:durableId="1603486584">
+    <w:abstractNumId w:val="8"/>
+  </w:num>
+  <w:num w:numId="3" w16cid:durableId="1140927017">
+    <w:abstractNumId w:val="2"/>
+  </w:num>
+  <w:num w:numId="4" w16cid:durableId="97062473">
+    <w:abstractNumId w:val="4"/>
+  </w:num>
+  <w:num w:numId="5" w16cid:durableId="1284923715">
     <w:abstractNumId w:val="6"/>
   </w:num>
-  <w:num w:numId="2" w16cid:durableId="1603486584">
-    <w:abstractNumId w:val="6"/>
+  <w:num w:numId="6" w16cid:durableId="1523351498">
+    <w:abstractNumId w:val="3"/>
   </w:num>
-  <w:num w:numId="3" w16cid:durableId="1140927017">
+  <w:num w:numId="7" w16cid:durableId="194314280">
+    <w:abstractNumId w:val="5"/>
+  </w:num>
+  <w:num w:numId="8" w16cid:durableId="437725039">
+    <w:abstractNumId w:val="7"/>
+  </w:num>
+  <w:num w:numId="9" w16cid:durableId="2102793578">
+    <w:abstractNumId w:val="1"/>
+  </w:num>
+  <w:num w:numId="10" w16cid:durableId="1859737330">
     <w:abstractNumId w:val="0"/>
   </w:num>
-  <w:num w:numId="4" w16cid:durableId="97062473">
-    <w:abstractNumId w:val="2"/>
+  <w:num w:numId="11" w16cid:durableId="1167092853">
+    <w:abstractNumId w:val="0"/>
   </w:num>
-  <w:num w:numId="5" w16cid:durableId="1284923715">
-    <w:abstractNumId w:val="4"/>
+  <w:num w:numId="12" w16cid:durableId="501286873">
+    <w:abstractNumId w:val="0"/>
   </w:num>
-  <w:num w:numId="6" w16cid:durableId="1523351498">
-    <w:abstractNumId w:val="1"/>
+  <w:num w:numId="13" w16cid:durableId="1282951598">
+    <w:abstractNumId w:val="0"/>
   </w:num>
-  <w:num w:numId="7" w16cid:durableId="194314280">
-    <w:abstractNumId w:val="3"/>
+  <w:num w:numId="14" w16cid:durableId="1563831502">
+    <w:abstractNumId w:val="0"/>
   </w:num>
-  <w:num w:numId="8" w16cid:durableId="437725039">
-    <w:abstractNumId w:val="5"/>
+  <w:num w:numId="15" w16cid:durableId="675571940">
+    <w:abstractNumId w:val="0"/>
+  </w:num>
+  <w:num w:numId="16" w16cid:durableId="1278752293">
+    <w:abstractNumId w:val="0"/>
   </w:num>
 </w:numbering>
 </file>
@@ -1622,7 +2066,9 @@
   <w:docDefaults>
     <w:rPrDefault>
       <w:rPr>
-        <w:rFonts w:ascii="Aptos" w:eastAsia="Aptos" w:hAnsi="Aptos" w:cs="Times New Roman"/>
+        <w:rFonts w:asciiTheme="minorHAnsi" w:eastAsiaTheme="minorHAnsi" w:hAnsiTheme="minorHAnsi" w:cstheme="minorBidi"/>
+        <w:sz w:val="22"/>
+        <w:szCs w:val="22"/>
         <w:lang w:val="en-US" w:eastAsia="en-US" w:bidi="ar-SA"/>
       </w:rPr>
     </w:rPrDefault>
@@ -1630,15 +2076,15 @@
   </w:docDefaults>
   <w:latentStyles w:defLockedState="0" w:defUIPriority="99" w:defSemiHidden="0" w:defUnhideWhenUsed="0" w:defQFormat="0" w:count="376">
     <w:lsdException w:name="Normal" w:uiPriority="0" w:qFormat="1"/>
-    <w:lsdException w:name="heading 1" w:uiPriority="9" w:qFormat="1"/>
-    <w:lsdException w:name="heading 2" w:semiHidden="1" w:uiPriority="9" w:unhideWhenUsed="1" w:qFormat="1"/>
-    <w:lsdException w:name="heading 3" w:semiHidden="1" w:uiPriority="9" w:unhideWhenUsed="1" w:qFormat="1"/>
-    <w:lsdException w:name="heading 4" w:semiHidden="1" w:uiPriority="9" w:unhideWhenUsed="1" w:qFormat="1"/>
-    <w:lsdException w:name="heading 5" w:semiHidden="1" w:uiPriority="9" w:unhideWhenUsed="1" w:qFormat="1"/>
-    <w:lsdException w:name="heading 6" w:semiHidden="1" w:uiPriority="9" w:unhideWhenUsed="1" w:qFormat="1"/>
-    <w:lsdException w:name="heading 7" w:semiHidden="1" w:uiPriority="9" w:unhideWhenUsed="1" w:qFormat="1"/>
-    <w:lsdException w:name="heading 8" w:semiHidden="1" w:uiPriority="9" w:unhideWhenUsed="1" w:qFormat="1"/>
-    <w:lsdException w:name="heading 9" w:semiHidden="1" w:uiPriority="9" w:unhideWhenUsed="1" w:qFormat="1"/>
+    <w:lsdException w:name="heading 1" w:uiPriority="0" w:qFormat="1"/>
+    <w:lsdException w:name="heading 2" w:semiHidden="1" w:uiPriority="0" w:unhideWhenUsed="1" w:qFormat="1"/>
+    <w:lsdException w:name="heading 3" w:semiHidden="1" w:uiPriority="0" w:unhideWhenUsed="1" w:qFormat="1"/>
+    <w:lsdException w:name="heading 4" w:semiHidden="1" w:uiPriority="0" w:unhideWhenUsed="1" w:qFormat="1"/>
+    <w:lsdException w:name="heading 5" w:semiHidden="1" w:uiPriority="0" w:unhideWhenUsed="1" w:qFormat="1"/>
+    <w:lsdException w:name="heading 6" w:semiHidden="1" w:uiPriority="0" w:unhideWhenUsed="1" w:qFormat="1"/>
+    <w:lsdException w:name="heading 7" w:semiHidden="1" w:uiPriority="0" w:unhideWhenUsed="1" w:qFormat="1"/>
+    <w:lsdException w:name="heading 8" w:semiHidden="1" w:uiPriority="0" w:unhideWhenUsed="1" w:qFormat="1"/>
+    <w:lsdException w:name="heading 9" w:semiHidden="1" w:uiPriority="0" w:unhideWhenUsed="1" w:qFormat="1"/>
     <w:lsdException w:name="index 1" w:semiHidden="1" w:unhideWhenUsed="1"/>
     <w:lsdException w:name="index 2" w:semiHidden="1" w:unhideWhenUsed="1"/>
     <w:lsdException w:name="index 3" w:semiHidden="1" w:unhideWhenUsed="1"/>
@@ -2009,39 +2455,33 @@
   <w:style w:type="paragraph" w:default="1" w:styleId="Normal">
     <w:name w:val="Normal"/>
     <w:qFormat/>
-    <w:rsid w:val="0044076A"/>
+    <w:rsid w:val="00886E0A"/>
     <w:pPr>
-      <w:widowControl w:val="0"/>
-      <w:suppressAutoHyphens/>
-      <w:spacing w:after="120" w:line="360" w:lineRule="auto"/>
-      <w:jc w:val="both"/>
+      <w:spacing w:after="240" w:line="276" w:lineRule="auto"/>
     </w:pPr>
     <w:rPr>
-      <w:rFonts w:ascii="Calibri" w:eastAsia="Lucida Sans Unicode" w:hAnsi="Calibri" w:cs="Calibri"/>
-      <w:szCs w:val="22"/>
+      <w:rFonts w:eastAsia="Lucida Sans Unicode" w:cstheme="minorHAnsi"/>
+      <w:sz w:val="28"/>
+      <w:szCs w:val="28"/>
     </w:rPr>
   </w:style>
   <w:style w:type="paragraph" w:styleId="Heading1">
     <w:name w:val="heading 1"/>
-    <w:basedOn w:val="Normal"/>
+    <w:basedOn w:val="NoSpacing"/>
     <w:next w:val="Normal"/>
     <w:link w:val="Heading1Char"/>
-    <w:autoRedefine/>
-    <w:uiPriority w:val="9"/>
     <w:qFormat/>
-    <w:rsid w:val="0044076A"/>
+    <w:rsid w:val="00886E0A"/>
     <w:pPr>
       <w:keepNext/>
-      <w:keepLines/>
-      <w:spacing w:after="0"/>
-      <w:contextualSpacing/>
-      <w:jc w:val="left"/>
+      <w:spacing w:before="240" w:after="60" w:line="240" w:lineRule="auto"/>
       <w:outlineLvl w:val="0"/>
     </w:pPr>
     <w:rPr>
-      <w:rFonts w:ascii="Abadi" w:eastAsiaTheme="majorEastAsia" w:hAnsi="Abadi" w:cstheme="majorBidi"/>
-      <w:sz w:val="32"/>
-      <w:szCs w:val="32"/>
+      <w:rFonts w:eastAsiaTheme="majorEastAsia"/>
+      <w:b/>
+      <w:kern w:val="28"/>
+      <w:sz w:val="56"/>
     </w:rPr>
   </w:style>
   <w:style w:type="paragraph" w:styleId="Heading2">
@@ -2049,18 +2489,19 @@
     <w:basedOn w:val="Heading1"/>
     <w:next w:val="Normal"/>
     <w:link w:val="Heading2Char"/>
-    <w:uiPriority w:val="9"/>
-    <w:semiHidden/>
-    <w:unhideWhenUsed/>
     <w:qFormat/>
-    <w:rsid w:val="0044076A"/>
+    <w:rsid w:val="00886E0A"/>
     <w:pPr>
-      <w:spacing w:before="40"/>
+      <w:numPr>
+        <w:ilvl w:val="1"/>
+        <w:numId w:val="16"/>
+      </w:numPr>
       <w:outlineLvl w:val="1"/>
     </w:pPr>
     <w:rPr>
-      <w:sz w:val="28"/>
-      <w:szCs w:val="28"/>
+      <w:rFonts w:asciiTheme="majorHAnsi" w:hAnsiTheme="majorHAnsi"/>
+      <w:sz w:val="48"/>
+      <w:szCs w:val="48"/>
     </w:rPr>
   </w:style>
   <w:style w:type="paragraph" w:styleId="Heading3">
@@ -2068,20 +2509,13 @@
     <w:basedOn w:val="Heading2"/>
     <w:next w:val="Normal"/>
     <w:link w:val="Heading3Char"/>
-    <w:autoRedefine/>
-    <w:uiPriority w:val="9"/>
-    <w:semiHidden/>
-    <w:unhideWhenUsed/>
     <w:qFormat/>
-    <w:rsid w:val="0044076A"/>
+    <w:rsid w:val="00886E0A"/>
     <w:pPr>
-      <w:spacing w:before="0"/>
       <w:outlineLvl w:val="2"/>
     </w:pPr>
     <w:rPr>
-      <w:bCs/>
-      <w:sz w:val="24"/>
-      <w:szCs w:val="24"/>
+      <w:sz w:val="40"/>
     </w:rPr>
   </w:style>
   <w:style w:type="paragraph" w:styleId="Heading4">
@@ -2089,17 +2523,16 @@
     <w:basedOn w:val="Heading3"/>
     <w:next w:val="Normal"/>
     <w:link w:val="Heading4Char"/>
-    <w:autoRedefine/>
-    <w:uiPriority w:val="9"/>
-    <w:semiHidden/>
-    <w:unhideWhenUsed/>
     <w:qFormat/>
-    <w:rsid w:val="0044076A"/>
+    <w:rsid w:val="00886E0A"/>
     <w:pPr>
+      <w:numPr>
+        <w:ilvl w:val="3"/>
+      </w:numPr>
       <w:outlineLvl w:val="3"/>
     </w:pPr>
     <w:rPr>
-      <w:sz w:val="22"/>
+      <w:sz w:val="32"/>
     </w:rPr>
   </w:style>
   <w:style w:type="paragraph" w:styleId="Heading5">
@@ -2107,18 +2540,16 @@
     <w:basedOn w:val="Heading4"/>
     <w:next w:val="Normal"/>
     <w:link w:val="Heading5Char"/>
-    <w:autoRedefine/>
-    <w:uiPriority w:val="9"/>
-    <w:semiHidden/>
-    <w:unhideWhenUsed/>
     <w:qFormat/>
-    <w:rsid w:val="0044076A"/>
+    <w:rsid w:val="00886E0A"/>
     <w:pPr>
+      <w:numPr>
+        <w:ilvl w:val="4"/>
+      </w:numPr>
       <w:outlineLvl w:val="4"/>
     </w:pPr>
     <w:rPr>
-      <w:rFonts w:ascii="Abadi Extra Light" w:hAnsi="Abadi Extra Light"/>
-      <w:bCs w:val="0"/>
+      <w:sz w:val="28"/>
     </w:rPr>
   </w:style>
   <w:style w:type="paragraph" w:styleId="Heading6">
@@ -2126,86 +2557,76 @@
     <w:basedOn w:val="Heading5"/>
     <w:next w:val="Normal"/>
     <w:link w:val="Heading6Char"/>
-    <w:autoRedefine/>
-    <w:uiPriority w:val="9"/>
-    <w:semiHidden/>
-    <w:unhideWhenUsed/>
     <w:qFormat/>
-    <w:rsid w:val="0044076A"/>
+    <w:rsid w:val="00886E0A"/>
     <w:pPr>
+      <w:numPr>
+        <w:ilvl w:val="5"/>
+      </w:numPr>
       <w:outlineLvl w:val="5"/>
     </w:pPr>
     <w:rPr>
-      <w:rFonts w:eastAsiaTheme="minorEastAsia" w:cstheme="minorBidi"/>
-      <w:b/>
       <w:bCs/>
-      <w:sz w:val="20"/>
+      <w:sz w:val="24"/>
+      <w:szCs w:val="24"/>
+      <w:u w:val="single"/>
     </w:rPr>
   </w:style>
   <w:style w:type="paragraph" w:styleId="Heading7">
     <w:name w:val="heading 7"/>
-    <w:basedOn w:val="Normal"/>
+    <w:basedOn w:val="Heading6"/>
     <w:next w:val="Normal"/>
     <w:link w:val="Heading7Char"/>
-    <w:uiPriority w:val="9"/>
-    <w:semiHidden/>
-    <w:unhideWhenUsed/>
     <w:qFormat/>
-    <w:rsid w:val="0044076A"/>
+    <w:rsid w:val="00886E0A"/>
     <w:pPr>
-      <w:spacing w:before="240" w:after="60"/>
+      <w:keepNext w:val="0"/>
+      <w:numPr>
+        <w:ilvl w:val="0"/>
+        <w:numId w:val="0"/>
+      </w:numPr>
       <w:outlineLvl w:val="6"/>
     </w:pPr>
     <w:rPr>
-      <w:rFonts w:asciiTheme="minorHAnsi" w:eastAsiaTheme="minorEastAsia" w:hAnsiTheme="minorHAnsi" w:cstheme="minorBidi"/>
-      <w:sz w:val="24"/>
-      <w:szCs w:val="24"/>
+      <w:b w:val="0"/>
+      <w:kern w:val="0"/>
     </w:rPr>
   </w:style>
   <w:style w:type="paragraph" w:styleId="Heading8">
     <w:name w:val="heading 8"/>
-    <w:basedOn w:val="Normal"/>
+    <w:basedOn w:val="Heading6"/>
     <w:next w:val="Normal"/>
     <w:link w:val="Heading8Char"/>
-    <w:uiPriority w:val="9"/>
-    <w:semiHidden/>
-    <w:unhideWhenUsed/>
     <w:qFormat/>
-    <w:rsid w:val="0044076A"/>
+    <w:rsid w:val="00886E0A"/>
     <w:pPr>
-      <w:spacing w:before="240" w:after="60"/>
       <w:outlineLvl w:val="7"/>
     </w:pPr>
     <w:rPr>
-      <w:rFonts w:asciiTheme="minorHAnsi" w:eastAsiaTheme="minorEastAsia" w:hAnsiTheme="minorHAnsi" w:cstheme="minorBidi"/>
       <w:i/>
       <w:iCs/>
-      <w:sz w:val="24"/>
-      <w:szCs w:val="24"/>
+      <w:u w:val="none"/>
     </w:rPr>
   </w:style>
   <w:style w:type="paragraph" w:styleId="Heading9">
     <w:name w:val="heading 9"/>
-    <w:basedOn w:val="Normal"/>
+    <w:basedOn w:val="Heading8"/>
     <w:next w:val="Normal"/>
     <w:link w:val="Heading9Char"/>
-    <w:uiPriority w:val="9"/>
-    <w:semiHidden/>
-    <w:unhideWhenUsed/>
     <w:qFormat/>
-    <w:rsid w:val="0044076A"/>
+    <w:rsid w:val="00886E0A"/>
     <w:pPr>
-      <w:spacing w:before="240" w:after="60"/>
       <w:outlineLvl w:val="8"/>
     </w:pPr>
     <w:rPr>
-      <w:rFonts w:asciiTheme="majorHAnsi" w:eastAsiaTheme="majorEastAsia" w:hAnsiTheme="majorHAnsi" w:cstheme="majorBidi"/>
-      <w:sz w:val="22"/>
+      <w:b w:val="0"/>
+      <w:bCs w:val="0"/>
     </w:rPr>
   </w:style>
   <w:style w:type="character" w:default="1" w:styleId="DefaultParagraphFont">
     <w:name w:val="Default Paragraph Font"/>
     <w:uiPriority w:val="1"/>
+    <w:semiHidden/>
     <w:unhideWhenUsed/>
   </w:style>
   <w:style w:type="table" w:default="1" w:styleId="TableNormal">
@@ -2257,9 +2678,9 @@
     <w:link w:val="NoSpacingChar"/>
     <w:uiPriority w:val="1"/>
     <w:qFormat/>
-    <w:rsid w:val="0044076A"/>
+    <w:rsid w:val="00886E0A"/>
     <w:pPr>
-      <w:spacing w:after="0" w:line="276" w:lineRule="auto"/>
+      <w:spacing w:after="0"/>
     </w:pPr>
   </w:style>
   <w:style w:type="paragraph" w:customStyle="1" w:styleId="Indent-00ListItemPad-Bottom">
@@ -2270,12 +2691,8 @@
     <w:rsid w:val="00E3013A"/>
     <w:pPr>
       <w:numPr>
-        <w:numId w:val="12"/>
+        <w:numId w:val="9"/>
       </w:numPr>
-      <w:tabs>
-        <w:tab w:val="clear" w:pos="360"/>
-      </w:tabs>
-      <w:spacing w:line="276" w:lineRule="auto"/>
       <w:ind w:left="360" w:hanging="360"/>
     </w:pPr>
     <w:rPr>
@@ -2300,9 +2717,10 @@
     <w:basedOn w:val="Normal"/>
     <w:uiPriority w:val="34"/>
     <w:qFormat/>
-    <w:rsid w:val="0044076A"/>
+    <w:rsid w:val="00886E0A"/>
     <w:pPr>
       <w:ind w:left="720"/>
+      <w:contextualSpacing/>
     </w:pPr>
   </w:style>
   <w:style w:type="paragraph" w:customStyle="1" w:styleId="ListParagraphIndent-00Normal">
@@ -2314,7 +2732,6 @@
       <w:numPr>
         <w:numId w:val="2"/>
       </w:numPr>
-      <w:spacing w:line="276" w:lineRule="auto"/>
     </w:pPr>
     <w:rPr>
       <w:bCs/>
@@ -2489,106 +2906,109 @@
   </w:style>
   <w:style w:type="character" w:customStyle="1" w:styleId="Heading1Char">
     <w:name w:val="Heading 1 Char"/>
+    <w:basedOn w:val="DefaultParagraphFont"/>
     <w:link w:val="Heading1"/>
-    <w:uiPriority w:val="9"/>
-    <w:rsid w:val="0044076A"/>
-    <w:rPr>
-      <w:rFonts w:ascii="Abadi" w:eastAsiaTheme="majorEastAsia" w:hAnsi="Abadi" w:cstheme="majorBidi"/>
-      <w:sz w:val="32"/>
-      <w:szCs w:val="32"/>
+    <w:rsid w:val="00886E0A"/>
+    <w:rPr>
+      <w:rFonts w:eastAsiaTheme="majorEastAsia" w:cstheme="minorHAnsi"/>
+      <w:b/>
+      <w:kern w:val="28"/>
+      <w:sz w:val="56"/>
+      <w:szCs w:val="28"/>
     </w:rPr>
   </w:style>
   <w:style w:type="character" w:customStyle="1" w:styleId="Heading2Char">
     <w:name w:val="Heading 2 Char"/>
+    <w:basedOn w:val="DefaultParagraphFont"/>
     <w:link w:val="Heading2"/>
-    <w:uiPriority w:val="9"/>
-    <w:semiHidden/>
-    <w:rsid w:val="0044076A"/>
-    <w:rPr>
-      <w:rFonts w:ascii="Abadi" w:eastAsiaTheme="majorEastAsia" w:hAnsi="Abadi" w:cstheme="majorBidi"/>
-      <w:sz w:val="28"/>
-      <w:szCs w:val="28"/>
+    <w:rsid w:val="00886E0A"/>
+    <w:rPr>
+      <w:rFonts w:asciiTheme="majorHAnsi" w:eastAsiaTheme="majorEastAsia" w:hAnsiTheme="majorHAnsi" w:cstheme="minorHAnsi"/>
+      <w:b/>
+      <w:kern w:val="28"/>
+      <w:sz w:val="48"/>
+      <w:szCs w:val="48"/>
     </w:rPr>
   </w:style>
   <w:style w:type="character" w:customStyle="1" w:styleId="Heading3Char">
     <w:name w:val="Heading 3 Char"/>
     <w:basedOn w:val="DefaultParagraphFont"/>
     <w:link w:val="Heading3"/>
-    <w:uiPriority w:val="9"/>
-    <w:semiHidden/>
-    <w:rsid w:val="0044076A"/>
-    <w:rPr>
-      <w:rFonts w:ascii="Abadi" w:eastAsiaTheme="majorEastAsia" w:hAnsi="Abadi" w:cstheme="majorBidi"/>
-      <w:bCs/>
-      <w:sz w:val="24"/>
-      <w:szCs w:val="24"/>
+    <w:rsid w:val="00886E0A"/>
+    <w:rPr>
+      <w:rFonts w:asciiTheme="majorHAnsi" w:eastAsiaTheme="majorEastAsia" w:hAnsiTheme="majorHAnsi" w:cstheme="minorHAnsi"/>
+      <w:b/>
+      <w:kern w:val="28"/>
+      <w:sz w:val="40"/>
+      <w:szCs w:val="48"/>
     </w:rPr>
   </w:style>
   <w:style w:type="character" w:customStyle="1" w:styleId="Heading4Char">
     <w:name w:val="Heading 4 Char"/>
     <w:basedOn w:val="DefaultParagraphFont"/>
     <w:link w:val="Heading4"/>
-    <w:uiPriority w:val="9"/>
-    <w:semiHidden/>
-    <w:rsid w:val="0044076A"/>
-    <w:rPr>
-      <w:rFonts w:ascii="Abadi" w:eastAsiaTheme="majorEastAsia" w:hAnsi="Abadi" w:cstheme="majorBidi"/>
-      <w:bCs/>
-      <w:sz w:val="22"/>
-      <w:szCs w:val="24"/>
+    <w:rsid w:val="00886E0A"/>
+    <w:rPr>
+      <w:rFonts w:asciiTheme="majorHAnsi" w:eastAsiaTheme="majorEastAsia" w:hAnsiTheme="majorHAnsi" w:cstheme="minorHAnsi"/>
+      <w:b/>
+      <w:kern w:val="28"/>
+      <w:sz w:val="32"/>
+      <w:szCs w:val="48"/>
     </w:rPr>
   </w:style>
   <w:style w:type="character" w:customStyle="1" w:styleId="Heading5Char">
     <w:name w:val="Heading 5 Char"/>
     <w:basedOn w:val="DefaultParagraphFont"/>
     <w:link w:val="Heading5"/>
-    <w:uiPriority w:val="9"/>
-    <w:semiHidden/>
-    <w:rsid w:val="0044076A"/>
-    <w:rPr>
-      <w:rFonts w:ascii="Abadi Extra Light" w:eastAsiaTheme="majorEastAsia" w:hAnsi="Abadi Extra Light" w:cstheme="majorBidi"/>
-      <w:sz w:val="22"/>
-      <w:szCs w:val="24"/>
+    <w:rsid w:val="00886E0A"/>
+    <w:rPr>
+      <w:rFonts w:asciiTheme="majorHAnsi" w:eastAsiaTheme="majorEastAsia" w:hAnsiTheme="majorHAnsi" w:cstheme="minorHAnsi"/>
+      <w:b/>
+      <w:kern w:val="28"/>
+      <w:sz w:val="28"/>
+      <w:szCs w:val="48"/>
     </w:rPr>
   </w:style>
   <w:style w:type="character" w:customStyle="1" w:styleId="Heading6Char">
     <w:name w:val="Heading 6 Char"/>
     <w:basedOn w:val="DefaultParagraphFont"/>
     <w:link w:val="Heading6"/>
-    <w:uiPriority w:val="9"/>
-    <w:semiHidden/>
-    <w:rsid w:val="0044076A"/>
-    <w:rPr>
-      <w:rFonts w:ascii="Abadi Extra Light" w:eastAsiaTheme="minorEastAsia" w:hAnsi="Abadi Extra Light" w:cstheme="minorBidi"/>
+    <w:rsid w:val="00886E0A"/>
+    <w:rPr>
+      <w:rFonts w:asciiTheme="majorHAnsi" w:eastAsiaTheme="majorEastAsia" w:hAnsiTheme="majorHAnsi" w:cstheme="minorHAnsi"/>
       <w:b/>
       <w:bCs/>
+      <w:kern w:val="28"/>
+      <w:sz w:val="24"/>
       <w:szCs w:val="24"/>
+      <w:u w:val="single"/>
     </w:rPr>
   </w:style>
   <w:style w:type="character" w:customStyle="1" w:styleId="Heading7Char">
     <w:name w:val="Heading 7 Char"/>
     <w:basedOn w:val="DefaultParagraphFont"/>
     <w:link w:val="Heading7"/>
-    <w:uiPriority w:val="9"/>
-    <w:semiHidden/>
-    <w:rsid w:val="0044076A"/>
-    <w:rPr>
-      <w:rFonts w:asciiTheme="minorHAnsi" w:eastAsiaTheme="minorEastAsia" w:hAnsiTheme="minorHAnsi" w:cstheme="minorBidi"/>
+    <w:rsid w:val="00886E0A"/>
+    <w:rPr>
+      <w:rFonts w:asciiTheme="majorHAnsi" w:eastAsiaTheme="majorEastAsia" w:hAnsiTheme="majorHAnsi" w:cstheme="minorHAnsi"/>
+      <w:bCs/>
       <w:sz w:val="24"/>
       <w:szCs w:val="24"/>
+      <w:u w:val="single"/>
     </w:rPr>
   </w:style>
   <w:style w:type="character" w:customStyle="1" w:styleId="Heading8Char">
     <w:name w:val="Heading 8 Char"/>
     <w:basedOn w:val="DefaultParagraphFont"/>
     <w:link w:val="Heading8"/>
-    <w:uiPriority w:val="9"/>
-    <w:semiHidden/>
-    <w:rsid w:val="0044076A"/>
-    <w:rPr>
-      <w:rFonts w:asciiTheme="minorHAnsi" w:eastAsiaTheme="minorEastAsia" w:hAnsiTheme="minorHAnsi" w:cstheme="minorBidi"/>
+    <w:rsid w:val="00886E0A"/>
+    <w:rPr>
+      <w:rFonts w:asciiTheme="majorHAnsi" w:eastAsiaTheme="majorEastAsia" w:hAnsiTheme="majorHAnsi" w:cstheme="minorHAnsi"/>
+      <w:b/>
+      <w:bCs/>
       <w:i/>
       <w:iCs/>
+      <w:kern w:val="28"/>
       <w:sz w:val="24"/>
       <w:szCs w:val="24"/>
     </w:rPr>
@@ -2597,70 +3017,66 @@
     <w:name w:val="Heading 9 Char"/>
     <w:basedOn w:val="DefaultParagraphFont"/>
     <w:link w:val="Heading9"/>
-    <w:uiPriority w:val="9"/>
-    <w:semiHidden/>
-    <w:rsid w:val="0044076A"/>
-    <w:rPr>
-      <w:rFonts w:asciiTheme="majorHAnsi" w:eastAsiaTheme="majorEastAsia" w:hAnsiTheme="majorHAnsi" w:cstheme="majorBidi"/>
-      <w:sz w:val="22"/>
-      <w:szCs w:val="22"/>
+    <w:rsid w:val="00886E0A"/>
+    <w:rPr>
+      <w:rFonts w:asciiTheme="majorHAnsi" w:eastAsiaTheme="majorEastAsia" w:hAnsiTheme="majorHAnsi" w:cstheme="minorHAnsi"/>
+      <w:i/>
+      <w:iCs/>
+      <w:kern w:val="28"/>
+      <w:sz w:val="24"/>
+      <w:szCs w:val="24"/>
     </w:rPr>
   </w:style>
   <w:style w:type="paragraph" w:styleId="Title">
     <w:name w:val="Title"/>
-    <w:basedOn w:val="Normal"/>
+    <w:basedOn w:val="NoSpacing"/>
     <w:next w:val="Normal"/>
     <w:link w:val="TitleChar"/>
     <w:uiPriority w:val="10"/>
     <w:qFormat/>
-    <w:rsid w:val="0044076A"/>
+    <w:rsid w:val="00886E0A"/>
     <w:pPr>
-      <w:spacing w:after="0" w:line="240" w:lineRule="auto"/>
-      <w:contextualSpacing/>
-      <w:jc w:val="left"/>
+      <w:spacing w:line="240" w:lineRule="auto"/>
     </w:pPr>
     <w:rPr>
-      <w:rFonts w:ascii="Abadi" w:eastAsiaTheme="majorEastAsia" w:hAnsi="Abadi" w:cstheme="majorBidi"/>
+      <w:rFonts w:asciiTheme="majorHAnsi" w:eastAsiaTheme="majorEastAsia" w:hAnsiTheme="majorHAnsi" w:cstheme="majorBidi"/>
       <w:b/>
+      <w:bCs/>
       <w:spacing w:val="-10"/>
       <w:kern w:val="28"/>
-      <w:sz w:val="56"/>
-      <w:szCs w:val="56"/>
+      <w:sz w:val="72"/>
+      <w:szCs w:val="72"/>
     </w:rPr>
   </w:style>
   <w:style w:type="character" w:customStyle="1" w:styleId="TitleChar">
     <w:name w:val="Title Char"/>
+    <w:basedOn w:val="DefaultParagraphFont"/>
     <w:link w:val="Title"/>
     <w:uiPriority w:val="10"/>
-    <w:rsid w:val="0044076A"/>
-    <w:rPr>
-      <w:rFonts w:ascii="Abadi" w:eastAsiaTheme="majorEastAsia" w:hAnsi="Abadi" w:cstheme="majorBidi"/>
+    <w:rsid w:val="00886E0A"/>
+    <w:rPr>
+      <w:rFonts w:asciiTheme="majorHAnsi" w:eastAsiaTheme="majorEastAsia" w:hAnsiTheme="majorHAnsi" w:cstheme="majorBidi"/>
       <w:b/>
+      <w:bCs/>
       <w:spacing w:val="-10"/>
       <w:kern w:val="28"/>
-      <w:sz w:val="56"/>
-      <w:szCs w:val="56"/>
+      <w:sz w:val="72"/>
+      <w:szCs w:val="72"/>
     </w:rPr>
   </w:style>
   <w:style w:type="paragraph" w:styleId="Subtitle">
     <w:name w:val="Subtitle"/>
-    <w:basedOn w:val="Heading1"/>
+    <w:basedOn w:val="Title"/>
     <w:next w:val="Normal"/>
     <w:link w:val="SubtitleChar"/>
     <w:uiPriority w:val="11"/>
     <w:qFormat/>
-    <w:rsid w:val="0044076A"/>
-    <w:pPr>
-      <w:spacing w:after="120" w:line="240" w:lineRule="auto"/>
-      <w:outlineLvl w:val="1"/>
-    </w:pPr>
-    <w:rPr>
-      <w:rFonts w:ascii="Abadi Extra Light" w:hAnsi="Abadi Extra Light"/>
-      <w:b/>
-      <w:bCs/>
-      <w:color w:val="808080" w:themeColor="background1" w:themeShade="80"/>
-      <w:sz w:val="24"/>
-      <w:szCs w:val="24"/>
+    <w:rsid w:val="00886E0A"/>
+    <w:rPr>
+      <w:b w:val="0"/>
+      <w:bCs w:val="0"/>
+      <w:color w:val="7F7F7F" w:themeColor="text1" w:themeTint="80"/>
+      <w:vertAlign w:val="superscript"/>
     </w:rPr>
   </w:style>
   <w:style w:type="character" w:customStyle="1" w:styleId="SubtitleChar">
@@ -2668,14 +3084,15 @@
     <w:basedOn w:val="DefaultParagraphFont"/>
     <w:link w:val="Subtitle"/>
     <w:uiPriority w:val="11"/>
-    <w:rsid w:val="0044076A"/>
-    <w:rPr>
-      <w:rFonts w:ascii="Abadi Extra Light" w:eastAsiaTheme="majorEastAsia" w:hAnsi="Abadi Extra Light" w:cstheme="majorBidi"/>
-      <w:b/>
-      <w:bCs/>
-      <w:color w:val="808080" w:themeColor="background1" w:themeShade="80"/>
-      <w:sz w:val="24"/>
-      <w:szCs w:val="24"/>
+    <w:rsid w:val="00886E0A"/>
+    <w:rPr>
+      <w:rFonts w:asciiTheme="majorHAnsi" w:eastAsiaTheme="majorEastAsia" w:hAnsiTheme="majorHAnsi" w:cstheme="majorBidi"/>
+      <w:color w:val="7F7F7F" w:themeColor="text1" w:themeTint="80"/>
+      <w:spacing w:val="-10"/>
+      <w:kern w:val="28"/>
+      <w:sz w:val="72"/>
+      <w:szCs w:val="72"/>
+      <w:vertAlign w:val="superscript"/>
     </w:rPr>
   </w:style>
   <w:style w:type="paragraph" w:styleId="Quote">
@@ -2685,16 +3102,20 @@
     <w:link w:val="QuoteChar"/>
     <w:uiPriority w:val="29"/>
     <w:qFormat/>
-    <w:rsid w:val="0044076A"/>
+    <w:rsid w:val="00886E0A"/>
     <w:pPr>
-      <w:spacing w:before="200" w:after="160"/>
-      <w:ind w:left="864" w:right="864"/>
-      <w:jc w:val="center"/>
+      <w:keepLines/>
+      <w:pageBreakBefore/>
+      <w:pBdr>
+        <w:left w:val="single" w:sz="4" w:space="7" w:color="auto"/>
+      </w:pBdr>
+      <w:spacing w:before="120" w:after="120"/>
+      <w:ind w:left="360"/>
+      <w:contextualSpacing/>
+      <w:mirrorIndents/>
     </w:pPr>
     <w:rPr>
-      <w:i/>
-      <w:iCs/>
-      <w:color w:val="404040" w:themeColor="text1" w:themeTint="BF"/>
+      <w:rFonts w:eastAsiaTheme="minorHAnsi"/>
     </w:rPr>
   </w:style>
   <w:style w:type="character" w:customStyle="1" w:styleId="QuoteChar">
@@ -2702,49 +3123,45 @@
     <w:basedOn w:val="DefaultParagraphFont"/>
     <w:link w:val="Quote"/>
     <w:uiPriority w:val="29"/>
-    <w:rsid w:val="0044076A"/>
-    <w:rPr>
-      <w:rFonts w:ascii="Calibri" w:eastAsia="Lucida Sans Unicode" w:hAnsi="Calibri" w:cs="Calibri"/>
+    <w:rsid w:val="00886E0A"/>
+    <w:rPr>
+      <w:rFonts w:cstheme="minorHAnsi"/>
+      <w:sz w:val="28"/>
+      <w:szCs w:val="28"/>
+    </w:rPr>
+  </w:style>
+  <w:style w:type="character" w:styleId="IntenseEmphasis">
+    <w:name w:val="Intense Emphasis"/>
+    <w:basedOn w:val="Emphasis"/>
+    <w:uiPriority w:val="21"/>
+    <w:qFormat/>
+    <w:rsid w:val="00886E0A"/>
+    <w:rPr>
+      <w:rFonts w:asciiTheme="minorHAnsi" w:hAnsiTheme="minorHAnsi" w:cstheme="minorHAnsi"/>
+      <w:b/>
+      <w:bCs/>
       <w:i/>
       <w:iCs/>
-      <w:color w:val="404040" w:themeColor="text1" w:themeTint="BF"/>
-      <w:szCs w:val="22"/>
-    </w:rPr>
-  </w:style>
-  <w:style w:type="character" w:styleId="IntenseEmphasis">
-    <w:name w:val="Intense Emphasis"/>
-    <w:basedOn w:val="DefaultParagraphFont"/>
-    <w:uiPriority w:val="21"/>
-    <w:qFormat/>
-    <w:rsid w:val="0044076A"/>
-    <w:rPr>
-      <w:b/>
-      <w:i/>
-      <w:iCs/>
-      <w:color w:val="auto"/>
+      <w:sz w:val="28"/>
+      <w:szCs w:val="28"/>
     </w:rPr>
   </w:style>
   <w:style w:type="paragraph" w:styleId="IntenseQuote">
     <w:name w:val="Intense Quote"/>
-    <w:basedOn w:val="Normal"/>
+    <w:basedOn w:val="Quote"/>
     <w:next w:val="Normal"/>
     <w:link w:val="IntenseQuoteChar"/>
-    <w:autoRedefine/>
     <w:uiPriority w:val="30"/>
     <w:qFormat/>
-    <w:rsid w:val="0044076A"/>
+    <w:rsid w:val="00886E0A"/>
     <w:pPr>
       <w:pBdr>
-        <w:top w:val="single" w:sz="4" w:space="10" w:color="auto"/>
-        <w:bottom w:val="single" w:sz="4" w:space="10" w:color="auto"/>
+        <w:left w:val="single" w:sz="18" w:space="7" w:color="auto"/>
       </w:pBdr>
-      <w:spacing w:before="360" w:after="360"/>
-      <w:ind w:left="864" w:right="864"/>
-      <w:jc w:val="center"/>
     </w:pPr>
     <w:rPr>
-      <w:i/>
-      <w:iCs/>
+      <w:b/>
+      <w:bCs/>
     </w:rPr>
   </w:style>
   <w:style w:type="character" w:customStyle="1" w:styleId="IntenseQuoteChar">
@@ -2752,33 +3169,34 @@
     <w:basedOn w:val="DefaultParagraphFont"/>
     <w:link w:val="IntenseQuote"/>
     <w:uiPriority w:val="30"/>
-    <w:rsid w:val="0044076A"/>
-    <w:rPr>
-      <w:rFonts w:ascii="Calibri" w:eastAsia="Lucida Sans Unicode" w:hAnsi="Calibri" w:cs="Calibri"/>
-      <w:i/>
-      <w:iCs/>
-      <w:szCs w:val="22"/>
+    <w:rsid w:val="00886E0A"/>
+    <w:rPr>
+      <w:rFonts w:cstheme="minorHAnsi"/>
+      <w:b/>
+      <w:bCs/>
+      <w:sz w:val="28"/>
+      <w:szCs w:val="28"/>
     </w:rPr>
   </w:style>
   <w:style w:type="character" w:styleId="IntenseReference">
     <w:name w:val="Intense Reference"/>
-    <w:basedOn w:val="DefaultParagraphFont"/>
+    <w:basedOn w:val="SubtleReference"/>
     <w:uiPriority w:val="32"/>
     <w:qFormat/>
-    <w:rsid w:val="0044076A"/>
+    <w:rsid w:val="00886E0A"/>
     <w:rPr>
       <w:b/>
       <w:bCs/>
-      <w:smallCaps/>
-      <w:color w:val="auto"/>
-      <w:spacing w:val="5"/>
+      <w:caps/>
+      <w:color w:val="7F7F7F" w:themeColor="text1" w:themeTint="80"/>
+      <w:sz w:val="22"/>
+      <w:szCs w:val="22"/>
     </w:rPr>
   </w:style>
   <w:style w:type="paragraph" w:customStyle="1" w:styleId="Indent-01NS">
     <w:name w:val="Indent-01 NS"/>
     <w:basedOn w:val="NoSpacing"/>
     <w:link w:val="Indent-01NSChar"/>
-    <w:qFormat/>
     <w:rsid w:val="0044076A"/>
     <w:pPr>
       <w:ind w:left="720"/>
@@ -2791,6 +3209,7 @@
     <w:rsid w:val="0044076A"/>
     <w:rPr>
       <w:rFonts w:ascii="Calibri" w:eastAsia="Lucida Sans Unicode" w:hAnsi="Calibri" w:cs="Calibri"/>
+      <w:sz w:val="28"/>
       <w:szCs w:val="22"/>
     </w:rPr>
   </w:style>
@@ -2798,7 +3217,6 @@
     <w:name w:val="Indent-02 NS"/>
     <w:basedOn w:val="Indent-01NS"/>
     <w:link w:val="Indent-02NSChar"/>
-    <w:qFormat/>
     <w:rsid w:val="0044076A"/>
     <w:pPr>
       <w:ind w:left="1440"/>
@@ -2811,6 +3229,7 @@
     <w:rsid w:val="0044076A"/>
     <w:rPr>
       <w:rFonts w:ascii="Calibri" w:eastAsia="Lucida Sans Unicode" w:hAnsi="Calibri" w:cs="Calibri"/>
+      <w:sz w:val="28"/>
       <w:szCs w:val="22"/>
     </w:rPr>
   </w:style>
@@ -2818,7 +3237,6 @@
     <w:name w:val="Indent-03 NS"/>
     <w:basedOn w:val="Indent-02NS"/>
     <w:link w:val="Indent-03NSChar"/>
-    <w:qFormat/>
     <w:rsid w:val="0044076A"/>
     <w:pPr>
       <w:ind w:left="2160"/>
@@ -2831,6 +3249,7 @@
     <w:rsid w:val="0044076A"/>
     <w:rPr>
       <w:rFonts w:ascii="Calibri" w:eastAsia="Lucida Sans Unicode" w:hAnsi="Calibri" w:cs="Calibri"/>
+      <w:sz w:val="28"/>
       <w:szCs w:val="22"/>
     </w:rPr>
   </w:style>
@@ -2838,7 +3257,6 @@
     <w:name w:val="Indent-04 NS"/>
     <w:basedOn w:val="Indent-03NS"/>
     <w:link w:val="Indent-04NSChar"/>
-    <w:qFormat/>
     <w:rsid w:val="0044076A"/>
     <w:pPr>
       <w:ind w:left="2880"/>
@@ -2851,6 +3269,7 @@
     <w:rsid w:val="0044076A"/>
     <w:rPr>
       <w:rFonts w:ascii="Calibri" w:eastAsia="Lucida Sans Unicode" w:hAnsi="Calibri" w:cs="Calibri"/>
+      <w:sz w:val="28"/>
       <w:szCs w:val="22"/>
     </w:rPr>
   </w:style>
@@ -2858,7 +3277,6 @@
     <w:name w:val="Normal (Body)"/>
     <w:basedOn w:val="Normal"/>
     <w:link w:val="NormalBodyChar"/>
-    <w:qFormat/>
     <w:rsid w:val="0044076A"/>
     <w:pPr>
       <w:ind w:firstLine="720"/>
@@ -2878,7 +3296,6 @@
     <w:name w:val="No Spacing (Body)"/>
     <w:basedOn w:val="NoSpacing"/>
     <w:link w:val="NoSpacingBodyChar"/>
-    <w:qFormat/>
     <w:rsid w:val="0044076A"/>
     <w:pPr>
       <w:ind w:firstLine="720"/>
@@ -2891,6 +3308,7 @@
     <w:rsid w:val="0044076A"/>
     <w:rPr>
       <w:rFonts w:ascii="Calibri" w:eastAsia="Lucida Sans Unicode" w:hAnsi="Calibri" w:cs="Calibri"/>
+      <w:sz w:val="28"/>
       <w:szCs w:val="22"/>
     </w:rPr>
   </w:style>
@@ -2901,8 +3319,201 @@
     <w:uiPriority w:val="1"/>
     <w:rsid w:val="0044076A"/>
     <w:rPr>
-      <w:rFonts w:ascii="Calibri" w:eastAsia="Lucida Sans Unicode" w:hAnsi="Calibri" w:cs="Calibri"/>
+      <w:rFonts w:eastAsia="Lucida Sans Unicode" w:cstheme="minorHAnsi"/>
+      <w:sz w:val="28"/>
+      <w:szCs w:val="28"/>
+    </w:rPr>
+  </w:style>
+  <w:style w:type="paragraph" w:customStyle="1" w:styleId="Subheading1">
+    <w:name w:val="Subheading 1"/>
+    <w:basedOn w:val="Heading1"/>
+    <w:next w:val="Normal"/>
+    <w:link w:val="Subheading1Char"/>
+    <w:qFormat/>
+    <w:rsid w:val="00886E0A"/>
+    <w:pPr>
+      <w:spacing w:before="0" w:after="0"/>
+      <w:contextualSpacing/>
+    </w:pPr>
+    <w:rPr>
+      <w:rFonts w:asciiTheme="majorHAnsi" w:eastAsiaTheme="minorHAnsi" w:hAnsiTheme="majorHAnsi"/>
+      <w:sz w:val="48"/>
+      <w:szCs w:val="48"/>
+      <w:vertAlign w:val="superscript"/>
+    </w:rPr>
+  </w:style>
+  <w:style w:type="character" w:customStyle="1" w:styleId="Subheading1Char">
+    <w:name w:val="Subheading 1 Char"/>
+    <w:basedOn w:val="DefaultParagraphFont"/>
+    <w:link w:val="Subheading1"/>
+    <w:rsid w:val="00886E0A"/>
+    <w:rPr>
+      <w:rFonts w:asciiTheme="majorHAnsi" w:hAnsiTheme="majorHAnsi" w:cstheme="minorHAnsi"/>
+      <w:b/>
+      <w:kern w:val="28"/>
+      <w:sz w:val="48"/>
+      <w:szCs w:val="48"/>
+      <w:vertAlign w:val="superscript"/>
+    </w:rPr>
+  </w:style>
+  <w:style w:type="paragraph" w:customStyle="1" w:styleId="Subheading2">
+    <w:name w:val="Subheading 2"/>
+    <w:basedOn w:val="Subheading1"/>
+    <w:next w:val="Normal"/>
+    <w:link w:val="Subheading2Char"/>
+    <w:qFormat/>
+    <w:rsid w:val="00886E0A"/>
+  </w:style>
+  <w:style w:type="character" w:customStyle="1" w:styleId="Subheading2Char">
+    <w:name w:val="Subheading 2 Char"/>
+    <w:basedOn w:val="Subheading1Char"/>
+    <w:link w:val="Subheading2"/>
+    <w:rsid w:val="00886E0A"/>
+    <w:rPr>
+      <w:rFonts w:asciiTheme="majorHAnsi" w:hAnsiTheme="majorHAnsi" w:cstheme="minorHAnsi"/>
+      <w:b/>
+      <w:kern w:val="28"/>
+      <w:sz w:val="48"/>
+      <w:szCs w:val="48"/>
+      <w:vertAlign w:val="superscript"/>
+    </w:rPr>
+  </w:style>
+  <w:style w:type="paragraph" w:customStyle="1" w:styleId="Subheading3">
+    <w:name w:val="Subheading 3"/>
+    <w:basedOn w:val="Subheading2"/>
+    <w:next w:val="Normal"/>
+    <w:link w:val="Subheading3Char"/>
+    <w:qFormat/>
+    <w:rsid w:val="00886E0A"/>
+    <w:rPr>
+      <w:sz w:val="40"/>
+      <w:szCs w:val="40"/>
+    </w:rPr>
+  </w:style>
+  <w:style w:type="character" w:customStyle="1" w:styleId="Subheading3Char">
+    <w:name w:val="Subheading 3 Char"/>
+    <w:basedOn w:val="Subheading2Char"/>
+    <w:link w:val="Subheading3"/>
+    <w:rsid w:val="00886E0A"/>
+    <w:rPr>
+      <w:rFonts w:asciiTheme="majorHAnsi" w:hAnsiTheme="majorHAnsi" w:cstheme="minorHAnsi"/>
+      <w:b/>
+      <w:kern w:val="28"/>
+      <w:sz w:val="40"/>
+      <w:szCs w:val="40"/>
+      <w:vertAlign w:val="superscript"/>
+    </w:rPr>
+  </w:style>
+  <w:style w:type="paragraph" w:customStyle="1" w:styleId="Suptitle">
+    <w:name w:val="Suptitle"/>
+    <w:basedOn w:val="Subtitle"/>
+    <w:link w:val="SuptitleChar"/>
+    <w:qFormat/>
+    <w:rsid w:val="00886E0A"/>
+    <w:pPr>
+      <w:spacing w:before="240"/>
+    </w:pPr>
+    <w:rPr>
+      <w:vertAlign w:val="subscript"/>
+    </w:rPr>
+  </w:style>
+  <w:style w:type="character" w:customStyle="1" w:styleId="SuptitleChar">
+    <w:name w:val="Suptitle Char"/>
+    <w:basedOn w:val="SubtitleChar"/>
+    <w:link w:val="Suptitle"/>
+    <w:rsid w:val="00886E0A"/>
+    <w:rPr>
+      <w:rFonts w:asciiTheme="majorHAnsi" w:eastAsiaTheme="majorEastAsia" w:hAnsiTheme="majorHAnsi" w:cstheme="majorBidi"/>
+      <w:color w:val="7F7F7F" w:themeColor="text1" w:themeTint="80"/>
+      <w:spacing w:val="-10"/>
+      <w:kern w:val="28"/>
+      <w:sz w:val="72"/>
+      <w:szCs w:val="72"/>
+      <w:vertAlign w:val="subscript"/>
+    </w:rPr>
+  </w:style>
+  <w:style w:type="paragraph" w:styleId="Caption">
+    <w:name w:val="caption"/>
+    <w:basedOn w:val="Normal"/>
+    <w:next w:val="Normal"/>
+    <w:uiPriority w:val="35"/>
+    <w:semiHidden/>
+    <w:unhideWhenUsed/>
+    <w:qFormat/>
+    <w:rsid w:val="00886E0A"/>
+    <w:pPr>
+      <w:spacing w:after="200"/>
+    </w:pPr>
+    <w:rPr>
+      <w:rFonts w:eastAsia="Times New Roman"/>
+      <w:i/>
+      <w:iCs/>
+      <w:color w:val="0E2841" w:themeColor="text2"/>
+      <w:szCs w:val="18"/>
+    </w:rPr>
+  </w:style>
+  <w:style w:type="character" w:styleId="Strong">
+    <w:name w:val="Strong"/>
+    <w:uiPriority w:val="22"/>
+    <w:qFormat/>
+    <w:rsid w:val="00886E0A"/>
+    <w:rPr>
+      <w:b/>
+      <w:bCs/>
+    </w:rPr>
+  </w:style>
+  <w:style w:type="character" w:styleId="Emphasis">
+    <w:name w:val="Emphasis"/>
+    <w:uiPriority w:val="20"/>
+    <w:qFormat/>
+    <w:rsid w:val="00886E0A"/>
+    <w:rPr>
+      <w:rFonts w:asciiTheme="minorHAnsi" w:hAnsiTheme="minorHAnsi" w:cstheme="minorHAnsi"/>
+      <w:i/>
+      <w:iCs/>
+      <w:sz w:val="28"/>
+      <w:szCs w:val="28"/>
+    </w:rPr>
+  </w:style>
+  <w:style w:type="character" w:styleId="SubtleEmphasis">
+    <w:name w:val="Subtle Emphasis"/>
+    <w:basedOn w:val="Emphasis"/>
+    <w:uiPriority w:val="19"/>
+    <w:qFormat/>
+    <w:rsid w:val="00886E0A"/>
+    <w:rPr>
+      <w:rFonts w:asciiTheme="minorHAnsi" w:hAnsiTheme="minorHAnsi" w:cs="Calibri Light"/>
+      <w:i/>
+      <w:iCs/>
+      <w:color w:val="7F7F7F" w:themeColor="text1" w:themeTint="80"/>
+      <w:sz w:val="28"/>
+      <w:szCs w:val="28"/>
+    </w:rPr>
+  </w:style>
+  <w:style w:type="character" w:styleId="SubtleReference">
+    <w:name w:val="Subtle Reference"/>
+    <w:uiPriority w:val="31"/>
+    <w:qFormat/>
+    <w:rsid w:val="00886E0A"/>
+    <w:rPr>
+      <w:caps/>
+      <w:color w:val="7F7F7F" w:themeColor="text1" w:themeTint="80"/>
+      <w:sz w:val="22"/>
       <w:szCs w:val="22"/>
+    </w:rPr>
+  </w:style>
+  <w:style w:type="character" w:styleId="BookTitle">
+    <w:name w:val="Book Title"/>
+    <w:basedOn w:val="DefaultParagraphFont"/>
+    <w:uiPriority w:val="33"/>
+    <w:qFormat/>
+    <w:rsid w:val="00886E0A"/>
+    <w:rPr>
+      <w:b/>
+      <w:bCs/>
+      <w:i/>
+      <w:iCs/>
+      <w:spacing w:val="5"/>
     </w:rPr>
   </w:style>
 </w:styles>
